--- a/amolnama_news/notes/debate.docx
+++ b/amolnama_news/notes/debate.docx
@@ -2234,7 +2234,7 @@
           <w14:ligatures w14:val="none"/>
         </w:rPr>
         <w:pict w14:anchorId="1926BCA5">
-          <v:rect id="_x0000_i1031" style="width:0;height:1.5pt" o:hralign="center" o:hrstd="t" o:hr="t" fillcolor="#a0a0a0" stroked="f"/>
+          <v:rect id="_x0000_i1028" style="width:0;height:1.5pt" o:hralign="center" o:hrstd="t" o:hr="t" fillcolor="#a0a0a0" stroked="f"/>
         </w:pict>
       </w:r>
     </w:p>
@@ -3287,7 +3287,7 @@
           <w14:ligatures w14:val="none"/>
         </w:rPr>
         <w:pict w14:anchorId="7E1FBA63">
-          <v:rect id="_x0000_i1032" style="width:0;height:1.5pt" o:hralign="center" o:hrstd="t" o:hr="t" fillcolor="#a0a0a0" stroked="f"/>
+          <v:rect id="_x0000_i1029" style="width:0;height:1.5pt" o:hralign="center" o:hrstd="t" o:hr="t" fillcolor="#a0a0a0" stroked="f"/>
         </w:pict>
       </w:r>
     </w:p>
@@ -3909,7 +3909,7 @@
           <w14:ligatures w14:val="none"/>
         </w:rPr>
         <w:pict w14:anchorId="223E6DDD">
-          <v:rect id="_x0000_i1033" style="width:0;height:1.5pt" o:hralign="center" o:hrstd="t" o:hr="t" fillcolor="#a0a0a0" stroked="f"/>
+          <v:rect id="_x0000_i1030" style="width:0;height:1.5pt" o:hralign="center" o:hrstd="t" o:hr="t" fillcolor="#a0a0a0" stroked="f"/>
         </w:pict>
       </w:r>
     </w:p>
@@ -4538,7 +4538,7 @@
           <w14:ligatures w14:val="none"/>
         </w:rPr>
         <w:pict w14:anchorId="5009818A">
-          <v:rect id="_x0000_i1034" style="width:0;height:1.5pt" o:hralign="center" o:hrstd="t" o:hr="t" fillcolor="#a0a0a0" stroked="f"/>
+          <v:rect id="_x0000_i1031" style="width:0;height:1.5pt" o:hralign="center" o:hrstd="t" o:hr="t" fillcolor="#a0a0a0" stroked="f"/>
         </w:pict>
       </w:r>
     </w:p>
@@ -4787,7 +4787,7 @@
           <w14:ligatures w14:val="none"/>
         </w:rPr>
         <w:pict w14:anchorId="17BB6533">
-          <v:rect id="_x0000_i1035" style="width:0;height:1.5pt" o:hralign="center" o:hrstd="t" o:hr="t" fillcolor="#a0a0a0" stroked="f"/>
+          <v:rect id="_x0000_i1032" style="width:0;height:1.5pt" o:hralign="center" o:hrstd="t" o:hr="t" fillcolor="#a0a0a0" stroked="f"/>
         </w:pict>
       </w:r>
     </w:p>
@@ -5960,7 +5960,7 @@
           <w14:ligatures w14:val="none"/>
         </w:rPr>
         <w:pict w14:anchorId="0B2615BF">
-          <v:rect id="_x0000_i1036" style="width:0;height:1.5pt" o:hralign="center" o:hrstd="t" o:hr="t" fillcolor="#a0a0a0" stroked="f"/>
+          <v:rect id="_x0000_i1033" style="width:0;height:1.5pt" o:hralign="center" o:hrstd="t" o:hr="t" fillcolor="#a0a0a0" stroked="f"/>
         </w:pict>
       </w:r>
     </w:p>
@@ -6593,7 +6593,7 @@
         </w:rPr>
         <w:lastRenderedPageBreak/>
         <w:pict w14:anchorId="4F1CE70D">
-          <v:rect id="_x0000_i1037" style="width:0;height:1.5pt" o:hralign="center" o:hrstd="t" o:hr="t" fillcolor="#a0a0a0" stroked="f"/>
+          <v:rect id="_x0000_i1034" style="width:0;height:1.5pt" o:hralign="center" o:hrstd="t" o:hr="t" fillcolor="#a0a0a0" stroked="f"/>
         </w:pict>
       </w:r>
     </w:p>
@@ -7615,7 +7615,7 @@
           <w14:ligatures w14:val="none"/>
         </w:rPr>
         <w:pict w14:anchorId="44835289">
-          <v:rect id="_x0000_i1045" style="width:0;height:1.5pt" o:hralign="center" o:hrstd="t" o:hr="t" fillcolor="#a0a0a0" stroked="f"/>
+          <v:rect id="_x0000_i1035" style="width:0;height:1.5pt" o:hralign="center" o:hrstd="t" o:hr="t" fillcolor="#a0a0a0" stroked="f"/>
         </w:pict>
       </w:r>
     </w:p>
@@ -7949,7 +7949,7 @@
           <w14:ligatures w14:val="none"/>
         </w:rPr>
         <w:pict w14:anchorId="7D02260F">
-          <v:rect id="_x0000_i1046" style="width:0;height:1.5pt" o:hralign="center" o:hrstd="t" o:hr="t" fillcolor="#a0a0a0" stroked="f"/>
+          <v:rect id="_x0000_i1036" style="width:0;height:1.5pt" o:hralign="center" o:hrstd="t" o:hr="t" fillcolor="#a0a0a0" stroked="f"/>
         </w:pict>
       </w:r>
     </w:p>
@@ -10777,7 +10777,7 @@
           <w14:ligatures w14:val="none"/>
         </w:rPr>
         <w:pict w14:anchorId="567B1AEA">
-          <v:rect id="_x0000_i1047" style="width:0;height:1.5pt" o:hralign="center" o:hrstd="t" o:hr="t" fillcolor="#a0a0a0" stroked="f"/>
+          <v:rect id="_x0000_i1037" style="width:0;height:1.5pt" o:hralign="center" o:hrstd="t" o:hr="t" fillcolor="#a0a0a0" stroked="f"/>
         </w:pict>
       </w:r>
     </w:p>
@@ -10988,7 +10988,7 @@
           <w14:ligatures w14:val="none"/>
         </w:rPr>
         <w:pict w14:anchorId="3D9A0C7C">
-          <v:rect id="_x0000_i1051" style="width:0;height:1.5pt" o:hralign="center" o:hrstd="t" o:hr="t" fillcolor="#a0a0a0" stroked="f"/>
+          <v:rect id="_x0000_i1038" style="width:0;height:1.5pt" o:hralign="center" o:hrstd="t" o:hr="t" fillcolor="#a0a0a0" stroked="f"/>
         </w:pict>
       </w:r>
     </w:p>
@@ -11128,7 +11128,7 @@
           <w14:ligatures w14:val="none"/>
         </w:rPr>
         <w:pict w14:anchorId="59DDC1E5">
-          <v:rect id="_x0000_i1052" style="width:0;height:1.5pt" o:hralign="center" o:hrstd="t" o:hr="t" fillcolor="#a0a0a0" stroked="f"/>
+          <v:rect id="_x0000_i1039" style="width:0;height:1.5pt" o:hralign="center" o:hrstd="t" o:hr="t" fillcolor="#a0a0a0" stroked="f"/>
         </w:pict>
       </w:r>
     </w:p>
@@ -11324,7 +11324,7 @@
           <w14:ligatures w14:val="none"/>
         </w:rPr>
         <w:pict w14:anchorId="2B6447A8">
-          <v:rect id="_x0000_i1053" style="width:0;height:1.5pt" o:hralign="center" o:hrstd="t" o:hr="t" fillcolor="#a0a0a0" stroked="f"/>
+          <v:rect id="_x0000_i1040" style="width:0;height:1.5pt" o:hralign="center" o:hrstd="t" o:hr="t" fillcolor="#a0a0a0" stroked="f"/>
         </w:pict>
       </w:r>
     </w:p>
@@ -12161,7 +12161,7 @@
           <w14:ligatures w14:val="none"/>
         </w:rPr>
         <w:pict w14:anchorId="411DCD3A">
-          <v:rect id="_x0000_i1054" style="width:0;height:1.5pt" o:hralign="center" o:hrstd="t" o:hr="t" fillcolor="#a0a0a0" stroked="f"/>
+          <v:rect id="_x0000_i1041" style="width:0;height:1.5pt" o:hralign="center" o:hrstd="t" o:hr="t" fillcolor="#a0a0a0" stroked="f"/>
         </w:pict>
       </w:r>
     </w:p>
@@ -12668,7 +12668,7 @@
           <w14:ligatures w14:val="none"/>
         </w:rPr>
         <w:pict w14:anchorId="2F56F1B4">
-          <v:rect id="_x0000_i1055" style="width:0;height:1.5pt" o:hralign="center" o:hrstd="t" o:hr="t" fillcolor="#a0a0a0" stroked="f"/>
+          <v:rect id="_x0000_i1042" style="width:0;height:1.5pt" o:hralign="center" o:hrstd="t" o:hr="t" fillcolor="#a0a0a0" stroked="f"/>
         </w:pict>
       </w:r>
     </w:p>
@@ -13078,7 +13078,7 @@
           <w14:ligatures w14:val="none"/>
         </w:rPr>
         <w:pict w14:anchorId="358352BE">
-          <v:rect id="_x0000_i1056" style="width:0;height:1.5pt" o:hralign="center" o:hrstd="t" o:hr="t" fillcolor="#a0a0a0" stroked="f"/>
+          <v:rect id="_x0000_i1043" style="width:0;height:1.5pt" o:hralign="center" o:hrstd="t" o:hr="t" fillcolor="#a0a0a0" stroked="f"/>
         </w:pict>
       </w:r>
     </w:p>
@@ -13429,7 +13429,7 @@
           <w14:ligatures w14:val="none"/>
         </w:rPr>
         <w:pict w14:anchorId="0A0A2063">
-          <v:rect id="_x0000_i1057" style="width:0;height:1.5pt" o:hralign="center" o:hrstd="t" o:hr="t" fillcolor="#a0a0a0" stroked="f"/>
+          <v:rect id="_x0000_i1044" style="width:0;height:1.5pt" o:hralign="center" o:hrstd="t" o:hr="t" fillcolor="#a0a0a0" stroked="f"/>
         </w:pict>
       </w:r>
     </w:p>
@@ -13641,7 +13641,7 @@
           <w14:ligatures w14:val="none"/>
         </w:rPr>
         <w:pict w14:anchorId="418935E1">
-          <v:rect id="_x0000_i1058" style="width:0;height:1.5pt" o:hralign="center" o:hrstd="t" o:hr="t" fillcolor="#a0a0a0" stroked="f"/>
+          <v:rect id="_x0000_i1045" style="width:0;height:1.5pt" o:hralign="center" o:hrstd="t" o:hr="t" fillcolor="#a0a0a0" stroked="f"/>
         </w:pict>
       </w:r>
     </w:p>
@@ -13981,7 +13981,7 @@
           <w14:ligatures w14:val="none"/>
         </w:rPr>
         <w:pict w14:anchorId="47E4D041">
-          <v:rect id="_x0000_i1059" style="width:0;height:1.5pt" o:hralign="center" o:hrstd="t" o:hr="t" fillcolor="#a0a0a0" stroked="f"/>
+          <v:rect id="_x0000_i1046" style="width:0;height:1.5pt" o:hralign="center" o:hrstd="t" o:hr="t" fillcolor="#a0a0a0" stroked="f"/>
         </w:pict>
       </w:r>
     </w:p>
@@ -14393,7 +14393,7 @@
           <w14:ligatures w14:val="none"/>
         </w:rPr>
         <w:pict w14:anchorId="30162D73">
-          <v:rect id="_x0000_i1060" style="width:0;height:1.5pt" o:hralign="center" o:hrstd="t" o:hr="t" fillcolor="#a0a0a0" stroked="f"/>
+          <v:rect id="_x0000_i1047" style="width:0;height:1.5pt" o:hralign="center" o:hrstd="t" o:hr="t" fillcolor="#a0a0a0" stroked="f"/>
         </w:pict>
       </w:r>
     </w:p>
@@ -14655,7 +14655,7 @@
           <w14:ligatures w14:val="none"/>
         </w:rPr>
         <w:pict w14:anchorId="5DDA5477">
-          <v:rect id="_x0000_i1061" style="width:0;height:1.5pt" o:hralign="center" o:hrstd="t" o:hr="t" fillcolor="#a0a0a0" stroked="f"/>
+          <v:rect id="_x0000_i1048" style="width:0;height:1.5pt" o:hralign="center" o:hrstd="t" o:hr="t" fillcolor="#a0a0a0" stroked="f"/>
         </w:pict>
       </w:r>
     </w:p>
@@ -14863,7 +14863,7 @@
           <w14:ligatures w14:val="none"/>
         </w:rPr>
         <w:pict w14:anchorId="1BE74235">
-          <v:rect id="_x0000_i1062" style="width:0;height:1.5pt" o:hralign="center" o:hrstd="t" o:hr="t" fillcolor="#a0a0a0" stroked="f"/>
+          <v:rect id="_x0000_i1049" style="width:0;height:1.5pt" o:hralign="center" o:hrstd="t" o:hr="t" fillcolor="#a0a0a0" stroked="f"/>
         </w:pict>
       </w:r>
     </w:p>
@@ -15107,7 +15107,7 @@
           <w14:ligatures w14:val="none"/>
         </w:rPr>
         <w:pict w14:anchorId="11E3B117">
-          <v:rect id="_x0000_i1063" style="width:0;height:1.5pt" o:hralign="center" o:hrstd="t" o:hr="t" fillcolor="#a0a0a0" stroked="f"/>
+          <v:rect id="_x0000_i1050" style="width:0;height:1.5pt" o:hralign="center" o:hrstd="t" o:hr="t" fillcolor="#a0a0a0" stroked="f"/>
         </w:pict>
       </w:r>
     </w:p>
@@ -15430,7 +15430,7 @@
           <w14:ligatures w14:val="none"/>
         </w:rPr>
         <w:pict w14:anchorId="670D7DEB">
-          <v:rect id="_x0000_i1064" style="width:0;height:1.5pt" o:hralign="center" o:hrstd="t" o:hr="t" fillcolor="#a0a0a0" stroked="f"/>
+          <v:rect id="_x0000_i1051" style="width:0;height:1.5pt" o:hralign="center" o:hrstd="t" o:hr="t" fillcolor="#a0a0a0" stroked="f"/>
         </w:pict>
       </w:r>
     </w:p>
@@ -16314,7 +16314,7 @@
           <w14:ligatures w14:val="none"/>
         </w:rPr>
         <w:pict w14:anchorId="70F0EC16">
-          <v:rect id="_x0000_i1079" style="width:0;height:1.5pt" o:hralign="center" o:hrstd="t" o:hr="t" fillcolor="#a0a0a0" stroked="f"/>
+          <v:rect id="_x0000_i1052" style="width:0;height:1.5pt" o:hralign="center" o:hrstd="t" o:hr="t" fillcolor="#a0a0a0" stroked="f"/>
         </w:pict>
       </w:r>
     </w:p>
@@ -17372,7 +17372,7 @@
           <w14:ligatures w14:val="none"/>
         </w:rPr>
         <w:pict w14:anchorId="659DF1C0">
-          <v:rect id="_x0000_i1080" style="width:0;height:1.5pt" o:hralign="center" o:hrstd="t" o:hr="t" fillcolor="#a0a0a0" stroked="f"/>
+          <v:rect id="_x0000_i1053" style="width:0;height:1.5pt" o:hralign="center" o:hrstd="t" o:hr="t" fillcolor="#a0a0a0" stroked="f"/>
         </w:pict>
       </w:r>
     </w:p>
@@ -22844,7 +22844,7 @@
           <w14:ligatures w14:val="none"/>
         </w:rPr>
         <w:pict w14:anchorId="77504E9A">
-          <v:rect id="_x0000_i1081" style="width:0;height:1.5pt" o:hralign="center" o:hrstd="t" o:hr="t" fillcolor="#a0a0a0" stroked="f"/>
+          <v:rect id="_x0000_i1054" style="width:0;height:1.5pt" o:hralign="center" o:hrstd="t" o:hr="t" fillcolor="#a0a0a0" stroked="f"/>
         </w:pict>
       </w:r>
     </w:p>
@@ -23670,7 +23670,7 @@
           <w14:ligatures w14:val="none"/>
         </w:rPr>
         <w:pict w14:anchorId="5EE473D0">
-          <v:rect id="_x0000_i1082" style="width:0;height:1.5pt" o:hralign="center" o:hrstd="t" o:hr="t" fillcolor="#a0a0a0" stroked="f"/>
+          <v:rect id="_x0000_i1055" style="width:0;height:1.5pt" o:hralign="center" o:hrstd="t" o:hr="t" fillcolor="#a0a0a0" stroked="f"/>
         </w:pict>
       </w:r>
     </w:p>
@@ -24876,7 +24876,7 @@
           <w14:ligatures w14:val="none"/>
         </w:rPr>
         <w:pict w14:anchorId="7D3BD4CA">
-          <v:rect id="_x0000_i1083" style="width:0;height:1.5pt" o:hralign="center" o:hrstd="t" o:hr="t" fillcolor="#a0a0a0" stroked="f"/>
+          <v:rect id="_x0000_i1056" style="width:0;height:1.5pt" o:hralign="center" o:hrstd="t" o:hr="t" fillcolor="#a0a0a0" stroked="f"/>
         </w:pict>
       </w:r>
     </w:p>
@@ -25599,7 +25599,7 @@
           <w14:ligatures w14:val="none"/>
         </w:rPr>
         <w:pict w14:anchorId="7B5F4E9A">
-          <v:rect id="_x0000_i1084" style="width:0;height:1.5pt" o:hralign="center" o:hrstd="t" o:hr="t" fillcolor="#a0a0a0" stroked="f"/>
+          <v:rect id="_x0000_i1057" style="width:0;height:1.5pt" o:hralign="center" o:hrstd="t" o:hr="t" fillcolor="#a0a0a0" stroked="f"/>
         </w:pict>
       </w:r>
     </w:p>
@@ -25943,7 +25943,7 @@
           <w14:ligatures w14:val="none"/>
         </w:rPr>
         <w:pict w14:anchorId="125768A7">
-          <v:rect id="_x0000_i1085" style="width:0;height:1.5pt" o:hralign="center" o:hrstd="t" o:hr="t" fillcolor="#a0a0a0" stroked="f"/>
+          <v:rect id="_x0000_i1058" style="width:0;height:1.5pt" o:hralign="center" o:hrstd="t" o:hr="t" fillcolor="#a0a0a0" stroked="f"/>
         </w:pict>
       </w:r>
     </w:p>
@@ -26417,7 +26417,7 @@
           <w14:ligatures w14:val="none"/>
         </w:rPr>
         <w:pict w14:anchorId="3E568823">
-          <v:rect id="_x0000_i1086" style="width:0;height:1.5pt" o:hralign="center" o:hrstd="t" o:hr="t" fillcolor="#a0a0a0" stroked="f"/>
+          <v:rect id="_x0000_i1059" style="width:0;height:1.5pt" o:hralign="center" o:hrstd="t" o:hr="t" fillcolor="#a0a0a0" stroked="f"/>
         </w:pict>
       </w:r>
     </w:p>
@@ -26761,7 +26761,7 @@
           <w14:ligatures w14:val="none"/>
         </w:rPr>
         <w:pict w14:anchorId="18B18CC5">
-          <v:rect id="_x0000_i1087" style="width:0;height:1.5pt" o:hralign="center" o:hrstd="t" o:hr="t" fillcolor="#a0a0a0" stroked="f"/>
+          <v:rect id="_x0000_i1060" style="width:0;height:1.5pt" o:hralign="center" o:hrstd="t" o:hr="t" fillcolor="#a0a0a0" stroked="f"/>
         </w:pict>
       </w:r>
     </w:p>
@@ -27042,7 +27042,7 @@
           <w14:ligatures w14:val="none"/>
         </w:rPr>
         <w:pict w14:anchorId="6E72242D">
-          <v:rect id="_x0000_i1088" style="width:0;height:1.5pt" o:hralign="center" o:hrstd="t" o:hr="t" fillcolor="#a0a0a0" stroked="f"/>
+          <v:rect id="_x0000_i1061" style="width:0;height:1.5pt" o:hralign="center" o:hrstd="t" o:hr="t" fillcolor="#a0a0a0" stroked="f"/>
         </w:pict>
       </w:r>
     </w:p>
@@ -27320,7 +27320,7 @@
           <w14:ligatures w14:val="none"/>
         </w:rPr>
         <w:pict w14:anchorId="2BE2BE8C">
-          <v:rect id="_x0000_i1089" style="width:0;height:1.5pt" o:hralign="center" o:hrstd="t" o:hr="t" fillcolor="#a0a0a0" stroked="f"/>
+          <v:rect id="_x0000_i1062" style="width:0;height:1.5pt" o:hralign="center" o:hrstd="t" o:hr="t" fillcolor="#a0a0a0" stroked="f"/>
         </w:pict>
       </w:r>
     </w:p>
@@ -27674,7 +27674,7 @@
           <w14:ligatures w14:val="none"/>
         </w:rPr>
         <w:pict w14:anchorId="34B4BF6D">
-          <v:rect id="_x0000_i1090" style="width:0;height:1.5pt" o:hralign="center" o:hrstd="t" o:hr="t" fillcolor="#a0a0a0" stroked="f"/>
+          <v:rect id="_x0000_i1063" style="width:0;height:1.5pt" o:hralign="center" o:hrstd="t" o:hr="t" fillcolor="#a0a0a0" stroked="f"/>
         </w:pict>
       </w:r>
     </w:p>
@@ -28031,7 +28031,7 @@
           <w14:ligatures w14:val="none"/>
         </w:rPr>
         <w:pict w14:anchorId="152085C7">
-          <v:rect id="_x0000_i1091" style="width:0;height:1.5pt" o:hralign="center" o:hrstd="t" o:hr="t" fillcolor="#a0a0a0" stroked="f"/>
+          <v:rect id="_x0000_i1064" style="width:0;height:1.5pt" o:hralign="center" o:hrstd="t" o:hr="t" fillcolor="#a0a0a0" stroked="f"/>
         </w:pict>
       </w:r>
     </w:p>
@@ -28373,7 +28373,7 @@
         </w:rPr>
         <w:lastRenderedPageBreak/>
         <w:pict w14:anchorId="1BB8DA38">
-          <v:rect id="_x0000_i1092" style="width:0;height:1.5pt" o:hralign="center" o:hrstd="t" o:hr="t" fillcolor="#a0a0a0" stroked="f"/>
+          <v:rect id="_x0000_i1065" style="width:0;height:1.5pt" o:hralign="center" o:hrstd="t" o:hr="t" fillcolor="#a0a0a0" stroked="f"/>
         </w:pict>
       </w:r>
     </w:p>
@@ -28672,7 +28672,7 @@
           <w14:ligatures w14:val="none"/>
         </w:rPr>
         <w:pict w14:anchorId="1D984F4B">
-          <v:rect id="_x0000_i1093" style="width:0;height:1.5pt" o:hralign="center" o:hrstd="t" o:hr="t" fillcolor="#a0a0a0" stroked="f"/>
+          <v:rect id="_x0000_i1066" style="width:0;height:1.5pt" o:hralign="center" o:hrstd="t" o:hr="t" fillcolor="#a0a0a0" stroked="f"/>
         </w:pict>
       </w:r>
     </w:p>
@@ -28887,7 +28887,7 @@
           <w14:ligatures w14:val="none"/>
         </w:rPr>
         <w:pict w14:anchorId="7726A584">
-          <v:rect id="_x0000_i1094" style="width:0;height:1.5pt" o:hralign="center" o:hrstd="t" o:hr="t" fillcolor="#a0a0a0" stroked="f"/>
+          <v:rect id="_x0000_i1067" style="width:0;height:1.5pt" o:hralign="center" o:hrstd="t" o:hr="t" fillcolor="#a0a0a0" stroked="f"/>
         </w:pict>
       </w:r>
     </w:p>
@@ -29371,7 +29371,7 @@
           <w14:ligatures w14:val="none"/>
         </w:rPr>
         <w:pict w14:anchorId="20A8BEC7">
-          <v:rect id="_x0000_i1095" style="width:0;height:1.5pt" o:hralign="center" o:hrstd="t" o:hr="t" fillcolor="#a0a0a0" stroked="f"/>
+          <v:rect id="_x0000_i1068" style="width:0;height:1.5pt" o:hralign="center" o:hrstd="t" o:hr="t" fillcolor="#a0a0a0" stroked="f"/>
         </w:pict>
       </w:r>
     </w:p>
@@ -30193,7 +30193,7 @@
           <w14:ligatures w14:val="none"/>
         </w:rPr>
         <w:pict w14:anchorId="04AB9BA8">
-          <v:rect id="_x0000_i1096" style="width:0;height:1.5pt" o:hralign="center" o:hrstd="t" o:hr="t" fillcolor="#a0a0a0" stroked="f"/>
+          <v:rect id="_x0000_i1069" style="width:0;height:1.5pt" o:hralign="center" o:hrstd="t" o:hr="t" fillcolor="#a0a0a0" stroked="f"/>
         </w:pict>
       </w:r>
     </w:p>
@@ -30610,7 +30610,7 @@
           <w14:ligatures w14:val="none"/>
         </w:rPr>
         <w:pict w14:anchorId="467F3AD2">
-          <v:rect id="_x0000_i1097" style="width:0;height:1.5pt" o:hralign="center" o:hrstd="t" o:hr="t" fillcolor="#a0a0a0" stroked="f"/>
+          <v:rect id="_x0000_i1070" style="width:0;height:1.5pt" o:hralign="center" o:hrstd="t" o:hr="t" fillcolor="#a0a0a0" stroked="f"/>
         </w:pict>
       </w:r>
     </w:p>
@@ -31090,7 +31090,7 @@
           <w14:ligatures w14:val="none"/>
         </w:rPr>
         <w:pict w14:anchorId="1A006C5F">
-          <v:rect id="_x0000_i1098" style="width:0;height:1.5pt" o:hralign="center" o:hrstd="t" o:hr="t" fillcolor="#a0a0a0" stroked="f"/>
+          <v:rect id="_x0000_i1071" style="width:0;height:1.5pt" o:hralign="center" o:hrstd="t" o:hr="t" fillcolor="#a0a0a0" stroked="f"/>
         </w:pict>
       </w:r>
     </w:p>
@@ -31691,7 +31691,7 @@
           <w14:ligatures w14:val="none"/>
         </w:rPr>
         <w:pict w14:anchorId="1D4A4970">
-          <v:rect id="_x0000_i1099" style="width:0;height:1.5pt" o:hralign="center" o:hrstd="t" o:hr="t" fillcolor="#a0a0a0" stroked="f"/>
+          <v:rect id="_x0000_i1072" style="width:0;height:1.5pt" o:hralign="center" o:hrstd="t" o:hr="t" fillcolor="#a0a0a0" stroked="f"/>
         </w:pict>
       </w:r>
     </w:p>
@@ -32579,7 +32579,7 @@
           <w14:ligatures w14:val="none"/>
         </w:rPr>
         <w:pict w14:anchorId="45F007C2">
-          <v:rect id="_x0000_i1100" style="width:0;height:1.5pt" o:hralign="center" o:hrstd="t" o:hr="t" fillcolor="#a0a0a0" stroked="f"/>
+          <v:rect id="_x0000_i1073" style="width:0;height:1.5pt" o:hralign="center" o:hrstd="t" o:hr="t" fillcolor="#a0a0a0" stroked="f"/>
         </w:pict>
       </w:r>
     </w:p>
@@ -32879,7 +32879,7 @@
           <w14:ligatures w14:val="none"/>
         </w:rPr>
         <w:pict w14:anchorId="24666E8D">
-          <v:rect id="_x0000_i1101" style="width:0;height:1.5pt" o:hralign="center" o:hrstd="t" o:hr="t" fillcolor="#a0a0a0" stroked="f"/>
+          <v:rect id="_x0000_i1074" style="width:0;height:1.5pt" o:hralign="center" o:hrstd="t" o:hr="t" fillcolor="#a0a0a0" stroked="f"/>
         </w:pict>
       </w:r>
     </w:p>
@@ -33200,6 +33200,1736 @@
           <w14:ligatures w14:val="none"/>
         </w:rPr>
         <w:t xml:space="preserve"> in one pass.</w:t>
+      </w:r>
+    </w:p>
+    <w:p/>
+    <w:p>
+      <w:pPr>
+        <w:shd w:val="clear" w:color="auto" w:fill="252526"/>
+        <w:spacing w:after="48" w:line="240" w:lineRule="auto"/>
+        <w:rPr>
+          <w:rFonts w:ascii="Segoe UI" w:eastAsia="Times New Roman" w:hAnsi="Segoe UI" w:cs="Segoe UI"/>
+          <w:color w:val="CCCCCC"/>
+          <w:kern w:val="0"/>
+          <w:sz w:val="20"/>
+          <w:szCs w:val="20"/>
+          <w:lang w:eastAsia="en-GB"/>
+          <w14:ligatures w14:val="none"/>
+        </w:rPr>
+      </w:pPr>
+      <w:r>
+        <w:rPr>
+          <w:rFonts w:ascii="Segoe UI" w:eastAsia="Times New Roman" w:hAnsi="Segoe UI" w:cs="Segoe UI"/>
+          <w:color w:val="CCCCCC"/>
+          <w:kern w:val="0"/>
+          <w:sz w:val="20"/>
+          <w:szCs w:val="20"/>
+          <w:lang w:eastAsia="en-GB"/>
+          <w14:ligatures w14:val="none"/>
+        </w:rPr>
+        <w:t>The debate app is a solid MVP but let's be honest — compared to real-world debate platforms:</w:t>
+      </w:r>
+    </w:p>
+    <w:p>
+      <w:pPr>
+        <w:shd w:val="clear" w:color="auto" w:fill="252526"/>
+        <w:spacing w:before="24" w:after="48" w:line="240" w:lineRule="auto"/>
+        <w:rPr>
+          <w:rFonts w:ascii="Segoe UI" w:eastAsia="Times New Roman" w:hAnsi="Segoe UI" w:cs="Segoe UI"/>
+          <w:color w:val="CCCCCC"/>
+          <w:kern w:val="0"/>
+          <w:sz w:val="20"/>
+          <w:szCs w:val="20"/>
+          <w:lang w:eastAsia="en-GB"/>
+          <w14:ligatures w14:val="none"/>
+        </w:rPr>
+      </w:pPr>
+      <w:r>
+        <w:rPr>
+          <w:rFonts w:ascii="Segoe UI" w:eastAsia="Times New Roman" w:hAnsi="Segoe UI" w:cs="Segoe UI"/>
+          <w:b/>
+          <w:bCs/>
+          <w:color w:val="CCCCCC"/>
+          <w:kern w:val="0"/>
+          <w:sz w:val="20"/>
+          <w:szCs w:val="20"/>
+          <w:lang w:eastAsia="en-GB"/>
+          <w14:ligatures w14:val="none"/>
+        </w:rPr>
+        <w:t>What you have that's good:</w:t>
+      </w:r>
+    </w:p>
+    <w:p>
+      <w:pPr>
+        <w:numPr>
+          <w:ilvl w:val="0"/>
+          <w:numId w:val="72"/>
+        </w:numPr>
+        <w:shd w:val="clear" w:color="auto" w:fill="252526"/>
+        <w:spacing w:before="100" w:beforeAutospacing="1" w:after="100" w:afterAutospacing="1" w:line="240" w:lineRule="auto"/>
+        <w:rPr>
+          <w:rFonts w:ascii="Segoe UI" w:eastAsia="Times New Roman" w:hAnsi="Segoe UI" w:cs="Segoe UI"/>
+          <w:color w:val="CCCCCC"/>
+          <w:kern w:val="0"/>
+          <w:sz w:val="20"/>
+          <w:szCs w:val="20"/>
+          <w:lang w:eastAsia="en-GB"/>
+          <w14:ligatures w14:val="none"/>
+        </w:rPr>
+      </w:pPr>
+      <w:r>
+        <w:rPr>
+          <w:rFonts w:ascii="Segoe UI" w:eastAsia="Times New Roman" w:hAnsi="Segoe UI" w:cs="Segoe UI"/>
+          <w:color w:val="CCCCCC"/>
+          <w:kern w:val="0"/>
+          <w:sz w:val="20"/>
+          <w:szCs w:val="20"/>
+          <w:lang w:eastAsia="en-GB"/>
+          <w14:ligatures w14:val="none"/>
+        </w:rPr>
+        <w:t>Blue vs Red visual split — clear, intuitive. Better than most forum-style debates</w:t>
+      </w:r>
+    </w:p>
+    <w:p>
+      <w:pPr>
+        <w:numPr>
+          <w:ilvl w:val="0"/>
+          <w:numId w:val="72"/>
+        </w:numPr>
+        <w:shd w:val="clear" w:color="auto" w:fill="252526"/>
+        <w:spacing w:before="100" w:beforeAutospacing="1" w:after="100" w:afterAutospacing="1" w:line="240" w:lineRule="auto"/>
+        <w:rPr>
+          <w:rFonts w:ascii="Segoe UI" w:eastAsia="Times New Roman" w:hAnsi="Segoe UI" w:cs="Segoe UI"/>
+          <w:color w:val="CCCCCC"/>
+          <w:kern w:val="0"/>
+          <w:sz w:val="20"/>
+          <w:szCs w:val="20"/>
+          <w:lang w:eastAsia="en-GB"/>
+          <w14:ligatures w14:val="none"/>
+        </w:rPr>
+      </w:pPr>
+      <w:r>
+        <w:rPr>
+          <w:rFonts w:ascii="Segoe UI" w:eastAsia="Times New Roman" w:hAnsi="Segoe UI" w:cs="Segoe UI"/>
+          <w:color w:val="CCCCCC"/>
+          <w:kern w:val="0"/>
+          <w:sz w:val="20"/>
+          <w:szCs w:val="20"/>
+          <w:lang w:eastAsia="en-GB"/>
+          <w14:ligatures w14:val="none"/>
+        </w:rPr>
+        <w:t>Passion Board tug-of-war — unique. I haven't seen this on Kialo, DebateIsland, or Reddit</w:t>
+      </w:r>
+    </w:p>
+    <w:p>
+      <w:pPr>
+        <w:numPr>
+          <w:ilvl w:val="0"/>
+          <w:numId w:val="72"/>
+        </w:numPr>
+        <w:shd w:val="clear" w:color="auto" w:fill="252526"/>
+        <w:spacing w:before="100" w:beforeAutospacing="1" w:after="100" w:afterAutospacing="1" w:line="240" w:lineRule="auto"/>
+        <w:rPr>
+          <w:rFonts w:ascii="Segoe UI" w:eastAsia="Times New Roman" w:hAnsi="Segoe UI" w:cs="Segoe UI"/>
+          <w:color w:val="CCCCCC"/>
+          <w:kern w:val="0"/>
+          <w:sz w:val="20"/>
+          <w:szCs w:val="20"/>
+          <w:lang w:eastAsia="en-GB"/>
+          <w14:ligatures w14:val="none"/>
+        </w:rPr>
+      </w:pPr>
+      <w:r>
+        <w:rPr>
+          <w:rFonts w:ascii="Segoe UI" w:eastAsia="Times New Roman" w:hAnsi="Segoe UI" w:cs="Segoe UI"/>
+          <w:color w:val="CCCCCC"/>
+          <w:kern w:val="0"/>
+          <w:sz w:val="20"/>
+          <w:szCs w:val="20"/>
+          <w:lang w:eastAsia="en-GB"/>
+          <w14:ligatures w14:val="none"/>
+        </w:rPr>
+        <w:t>Crossing-over routing — forces engagement with the other side. Most platforms don't enforce this</w:t>
+      </w:r>
+    </w:p>
+    <w:p>
+      <w:pPr>
+        <w:numPr>
+          <w:ilvl w:val="0"/>
+          <w:numId w:val="72"/>
+        </w:numPr>
+        <w:shd w:val="clear" w:color="auto" w:fill="252526"/>
+        <w:spacing w:before="100" w:beforeAutospacing="1" w:after="100" w:afterAutospacing="1" w:line="240" w:lineRule="auto"/>
+        <w:rPr>
+          <w:rFonts w:ascii="Segoe UI" w:eastAsia="Times New Roman" w:hAnsi="Segoe UI" w:cs="Segoe UI"/>
+          <w:color w:val="CCCCCC"/>
+          <w:kern w:val="0"/>
+          <w:sz w:val="20"/>
+          <w:szCs w:val="20"/>
+          <w:lang w:eastAsia="en-GB"/>
+          <w14:ligatures w14:val="none"/>
+        </w:rPr>
+      </w:pPr>
+      <w:r>
+        <w:rPr>
+          <w:rFonts w:ascii="Segoe UI" w:eastAsia="Times New Roman" w:hAnsi="Segoe UI" w:cs="Segoe UI"/>
+          <w:color w:val="CCCCCC"/>
+          <w:kern w:val="0"/>
+          <w:sz w:val="20"/>
+          <w:szCs w:val="20"/>
+          <w:lang w:eastAsia="en-GB"/>
+          <w14:ligatures w14:val="none"/>
+        </w:rPr>
+        <w:t>PDF export with Bengali text — rare feature, especially for Bengali</w:t>
+      </w:r>
+    </w:p>
+    <w:p>
+      <w:pPr>
+        <w:numPr>
+          <w:ilvl w:val="0"/>
+          <w:numId w:val="72"/>
+        </w:numPr>
+        <w:shd w:val="clear" w:color="auto" w:fill="252526"/>
+        <w:spacing w:before="100" w:beforeAutospacing="1" w:after="100" w:afterAutospacing="1" w:line="240" w:lineRule="auto"/>
+        <w:rPr>
+          <w:rFonts w:ascii="Segoe UI" w:eastAsia="Times New Roman" w:hAnsi="Segoe UI" w:cs="Segoe UI"/>
+          <w:color w:val="CCCCCC"/>
+          <w:kern w:val="0"/>
+          <w:sz w:val="20"/>
+          <w:szCs w:val="20"/>
+          <w:lang w:eastAsia="en-GB"/>
+          <w14:ligatures w14:val="none"/>
+        </w:rPr>
+      </w:pPr>
+      <w:r>
+        <w:rPr>
+          <w:rFonts w:ascii="Segoe UI" w:eastAsia="Times New Roman" w:hAnsi="Segoe UI" w:cs="Segoe UI"/>
+          <w:color w:val="CCCCCC"/>
+          <w:kern w:val="0"/>
+          <w:sz w:val="20"/>
+          <w:szCs w:val="20"/>
+          <w:lang w:eastAsia="en-GB"/>
+          <w14:ligatures w14:val="none"/>
+        </w:rPr>
+        <w:t>Garbage detection — prevents spam before it posts</w:t>
+      </w:r>
+    </w:p>
+    <w:p>
+      <w:pPr>
+        <w:shd w:val="clear" w:color="auto" w:fill="252526"/>
+        <w:spacing w:before="24" w:after="48" w:line="240" w:lineRule="auto"/>
+        <w:rPr>
+          <w:rFonts w:ascii="Segoe UI" w:eastAsia="Times New Roman" w:hAnsi="Segoe UI" w:cs="Segoe UI"/>
+          <w:color w:val="CCCCCC"/>
+          <w:kern w:val="0"/>
+          <w:sz w:val="20"/>
+          <w:szCs w:val="20"/>
+          <w:lang w:eastAsia="en-GB"/>
+          <w14:ligatures w14:val="none"/>
+        </w:rPr>
+      </w:pPr>
+      <w:r>
+        <w:rPr>
+          <w:rFonts w:ascii="Segoe UI" w:eastAsia="Times New Roman" w:hAnsi="Segoe UI" w:cs="Segoe UI"/>
+          <w:b/>
+          <w:bCs/>
+          <w:color w:val="CCCCCC"/>
+          <w:kern w:val="0"/>
+          <w:sz w:val="20"/>
+          <w:szCs w:val="20"/>
+          <w:lang w:eastAsia="en-GB"/>
+          <w14:ligatures w14:val="none"/>
+        </w:rPr>
+        <w:t>What real-world apps have that you don't (yet):</w:t>
+      </w:r>
+    </w:p>
+    <w:p>
+      <w:pPr>
+        <w:numPr>
+          <w:ilvl w:val="0"/>
+          <w:numId w:val="73"/>
+        </w:numPr>
+        <w:shd w:val="clear" w:color="auto" w:fill="252526"/>
+        <w:spacing w:before="100" w:beforeAutospacing="1" w:after="100" w:afterAutospacing="1" w:line="240" w:lineRule="auto"/>
+        <w:rPr>
+          <w:rFonts w:ascii="Segoe UI" w:eastAsia="Times New Roman" w:hAnsi="Segoe UI" w:cs="Segoe UI"/>
+          <w:color w:val="CCCCCC"/>
+          <w:kern w:val="0"/>
+          <w:sz w:val="20"/>
+          <w:szCs w:val="20"/>
+          <w:lang w:eastAsia="en-GB"/>
+          <w14:ligatures w14:val="none"/>
+        </w:rPr>
+      </w:pPr>
+      <w:r>
+        <w:rPr>
+          <w:rFonts w:ascii="Segoe UI" w:eastAsia="Times New Roman" w:hAnsi="Segoe UI" w:cs="Segoe UI"/>
+          <w:b/>
+          <w:bCs/>
+          <w:color w:val="CCCCCC"/>
+          <w:kern w:val="0"/>
+          <w:sz w:val="20"/>
+          <w:szCs w:val="20"/>
+          <w:lang w:eastAsia="en-GB"/>
+          <w14:ligatures w14:val="none"/>
+        </w:rPr>
+        <w:t>Kialo</w:t>
+      </w:r>
+      <w:r>
+        <w:rPr>
+          <w:rFonts w:ascii="Segoe UI" w:eastAsia="Times New Roman" w:hAnsi="Segoe UI" w:cs="Segoe UI"/>
+          <w:color w:val="CCCCCC"/>
+          <w:kern w:val="0"/>
+          <w:sz w:val="20"/>
+          <w:szCs w:val="20"/>
+          <w:lang w:eastAsia="en-GB"/>
+          <w14:ligatures w14:val="none"/>
+        </w:rPr>
+        <w:t> — argument tree mapping, pro/con branching, impact voting per argument</w:t>
+      </w:r>
+    </w:p>
+    <w:p>
+      <w:pPr>
+        <w:numPr>
+          <w:ilvl w:val="0"/>
+          <w:numId w:val="73"/>
+        </w:numPr>
+        <w:shd w:val="clear" w:color="auto" w:fill="252526"/>
+        <w:spacing w:before="100" w:beforeAutospacing="1" w:after="100" w:afterAutospacing="1" w:line="240" w:lineRule="auto"/>
+        <w:rPr>
+          <w:rFonts w:ascii="Segoe UI" w:eastAsia="Times New Roman" w:hAnsi="Segoe UI" w:cs="Segoe UI"/>
+          <w:color w:val="CCCCCC"/>
+          <w:kern w:val="0"/>
+          <w:sz w:val="20"/>
+          <w:szCs w:val="20"/>
+          <w:lang w:eastAsia="en-GB"/>
+          <w14:ligatures w14:val="none"/>
+        </w:rPr>
+      </w:pPr>
+      <w:r>
+        <w:rPr>
+          <w:rFonts w:ascii="Segoe UI" w:eastAsia="Times New Roman" w:hAnsi="Segoe UI" w:cs="Segoe UI"/>
+          <w:b/>
+          <w:bCs/>
+          <w:color w:val="CCCCCC"/>
+          <w:kern w:val="0"/>
+          <w:sz w:val="20"/>
+          <w:szCs w:val="20"/>
+          <w:lang w:eastAsia="en-GB"/>
+          <w14:ligatures w14:val="none"/>
+        </w:rPr>
+        <w:t>Reddit debates</w:t>
+      </w:r>
+      <w:r>
+        <w:rPr>
+          <w:rFonts w:ascii="Segoe UI" w:eastAsia="Times New Roman" w:hAnsi="Segoe UI" w:cs="Segoe UI"/>
+          <w:color w:val="CCCCCC"/>
+          <w:kern w:val="0"/>
+          <w:sz w:val="20"/>
+          <w:szCs w:val="20"/>
+          <w:lang w:eastAsia="en-GB"/>
+          <w14:ligatures w14:val="none"/>
+        </w:rPr>
+        <w:t> — threaded replies (deep nesting), awards, karma system</w:t>
+      </w:r>
+    </w:p>
+    <w:p>
+      <w:pPr>
+        <w:numPr>
+          <w:ilvl w:val="0"/>
+          <w:numId w:val="73"/>
+        </w:numPr>
+        <w:shd w:val="clear" w:color="auto" w:fill="252526"/>
+        <w:spacing w:before="100" w:beforeAutospacing="1" w:after="100" w:afterAutospacing="1" w:line="240" w:lineRule="auto"/>
+        <w:rPr>
+          <w:rFonts w:ascii="Segoe UI" w:eastAsia="Times New Roman" w:hAnsi="Segoe UI" w:cs="Segoe UI"/>
+          <w:color w:val="CCCCCC"/>
+          <w:kern w:val="0"/>
+          <w:sz w:val="20"/>
+          <w:szCs w:val="20"/>
+          <w:lang w:eastAsia="en-GB"/>
+          <w14:ligatures w14:val="none"/>
+        </w:rPr>
+      </w:pPr>
+      <w:r>
+        <w:rPr>
+          <w:rFonts w:ascii="Segoe UI" w:eastAsia="Times New Roman" w:hAnsi="Segoe UI" w:cs="Segoe UI"/>
+          <w:b/>
+          <w:bCs/>
+          <w:color w:val="CCCCCC"/>
+          <w:kern w:val="0"/>
+          <w:sz w:val="20"/>
+          <w:szCs w:val="20"/>
+          <w:lang w:eastAsia="en-GB"/>
+          <w14:ligatures w14:val="none"/>
+        </w:rPr>
+        <w:t>Twitter/X Community Notes</w:t>
+      </w:r>
+      <w:r>
+        <w:rPr>
+          <w:rFonts w:ascii="Segoe UI" w:eastAsia="Times New Roman" w:hAnsi="Segoe UI" w:cs="Segoe UI"/>
+          <w:color w:val="CCCCCC"/>
+          <w:kern w:val="0"/>
+          <w:sz w:val="20"/>
+          <w:szCs w:val="20"/>
+          <w:lang w:eastAsia="en-GB"/>
+          <w14:ligatures w14:val="none"/>
+        </w:rPr>
+        <w:t> — fact-checking layer, source citations</w:t>
+      </w:r>
+    </w:p>
+    <w:p>
+      <w:pPr>
+        <w:numPr>
+          <w:ilvl w:val="0"/>
+          <w:numId w:val="73"/>
+        </w:numPr>
+        <w:shd w:val="clear" w:color="auto" w:fill="252526"/>
+        <w:spacing w:before="100" w:beforeAutospacing="1" w:after="100" w:afterAutospacing="1" w:line="240" w:lineRule="auto"/>
+        <w:rPr>
+          <w:rFonts w:ascii="Segoe UI" w:eastAsia="Times New Roman" w:hAnsi="Segoe UI" w:cs="Segoe UI"/>
+          <w:color w:val="CCCCCC"/>
+          <w:kern w:val="0"/>
+          <w:sz w:val="20"/>
+          <w:szCs w:val="20"/>
+          <w:lang w:eastAsia="en-GB"/>
+          <w14:ligatures w14:val="none"/>
+        </w:rPr>
+      </w:pPr>
+      <w:r>
+        <w:rPr>
+          <w:rFonts w:ascii="Segoe UI" w:eastAsia="Times New Roman" w:hAnsi="Segoe UI" w:cs="Segoe UI"/>
+          <w:b/>
+          <w:bCs/>
+          <w:color w:val="CCCCCC"/>
+          <w:kern w:val="0"/>
+          <w:sz w:val="20"/>
+          <w:szCs w:val="20"/>
+          <w:lang w:eastAsia="en-GB"/>
+          <w14:ligatures w14:val="none"/>
+        </w:rPr>
+        <w:t>Real-time</w:t>
+      </w:r>
+      <w:r>
+        <w:rPr>
+          <w:rFonts w:ascii="Segoe UI" w:eastAsia="Times New Roman" w:hAnsi="Segoe UI" w:cs="Segoe UI"/>
+          <w:color w:val="CCCCCC"/>
+          <w:kern w:val="0"/>
+          <w:sz w:val="20"/>
+          <w:szCs w:val="20"/>
+          <w:lang w:eastAsia="en-GB"/>
+          <w14:ligatures w14:val="none"/>
+        </w:rPr>
+        <w:t> — live typing indicators, WebSocket updates, no page reload</w:t>
+      </w:r>
+    </w:p>
+    <w:p>
+      <w:pPr>
+        <w:numPr>
+          <w:ilvl w:val="0"/>
+          <w:numId w:val="73"/>
+        </w:numPr>
+        <w:shd w:val="clear" w:color="auto" w:fill="252526"/>
+        <w:spacing w:before="100" w:beforeAutospacing="1" w:after="100" w:afterAutospacing="1" w:line="240" w:lineRule="auto"/>
+        <w:rPr>
+          <w:rFonts w:ascii="Segoe UI" w:eastAsia="Times New Roman" w:hAnsi="Segoe UI" w:cs="Segoe UI"/>
+          <w:color w:val="CCCCCC"/>
+          <w:kern w:val="0"/>
+          <w:sz w:val="20"/>
+          <w:szCs w:val="20"/>
+          <w:lang w:eastAsia="en-GB"/>
+          <w14:ligatures w14:val="none"/>
+        </w:rPr>
+      </w:pPr>
+      <w:r>
+        <w:rPr>
+          <w:rFonts w:ascii="Segoe UI" w:eastAsia="Times New Roman" w:hAnsi="Segoe UI" w:cs="Segoe UI"/>
+          <w:b/>
+          <w:bCs/>
+          <w:color w:val="CCCCCC"/>
+          <w:kern w:val="0"/>
+          <w:sz w:val="20"/>
+          <w:szCs w:val="20"/>
+          <w:lang w:eastAsia="en-GB"/>
+          <w14:ligatures w14:val="none"/>
+        </w:rPr>
+        <w:t>Moderation queue</w:t>
+      </w:r>
+      <w:r>
+        <w:rPr>
+          <w:rFonts w:ascii="Segoe UI" w:eastAsia="Times New Roman" w:hAnsi="Segoe UI" w:cs="Segoe UI"/>
+          <w:color w:val="CCCCCC"/>
+          <w:kern w:val="0"/>
+          <w:sz w:val="20"/>
+          <w:szCs w:val="20"/>
+          <w:lang w:eastAsia="en-GB"/>
+          <w14:ligatures w14:val="none"/>
+        </w:rPr>
+        <w:t> — AI-assisted toxicity detection, report system</w:t>
+      </w:r>
+    </w:p>
+    <w:p>
+      <w:pPr>
+        <w:numPr>
+          <w:ilvl w:val="0"/>
+          <w:numId w:val="73"/>
+        </w:numPr>
+        <w:shd w:val="clear" w:color="auto" w:fill="252526"/>
+        <w:spacing w:before="100" w:beforeAutospacing="1" w:after="100" w:afterAutospacing="1" w:line="240" w:lineRule="auto"/>
+        <w:rPr>
+          <w:rFonts w:ascii="Segoe UI" w:eastAsia="Times New Roman" w:hAnsi="Segoe UI" w:cs="Segoe UI"/>
+          <w:color w:val="CCCCCC"/>
+          <w:kern w:val="0"/>
+          <w:sz w:val="20"/>
+          <w:szCs w:val="20"/>
+          <w:lang w:eastAsia="en-GB"/>
+          <w14:ligatures w14:val="none"/>
+        </w:rPr>
+      </w:pPr>
+      <w:r>
+        <w:rPr>
+          <w:rFonts w:ascii="Segoe UI" w:eastAsia="Times New Roman" w:hAnsi="Segoe UI" w:cs="Segoe UI"/>
+          <w:b/>
+          <w:bCs/>
+          <w:color w:val="CCCCCC"/>
+          <w:kern w:val="0"/>
+          <w:sz w:val="20"/>
+          <w:szCs w:val="20"/>
+          <w:lang w:eastAsia="en-GB"/>
+          <w14:ligatures w14:val="none"/>
+        </w:rPr>
+        <w:t>User reputation</w:t>
+      </w:r>
+      <w:r>
+        <w:rPr>
+          <w:rFonts w:ascii="Segoe UI" w:eastAsia="Times New Roman" w:hAnsi="Segoe UI" w:cs="Segoe UI"/>
+          <w:color w:val="CCCCCC"/>
+          <w:kern w:val="0"/>
+          <w:sz w:val="20"/>
+          <w:szCs w:val="20"/>
+          <w:lang w:eastAsia="en-GB"/>
+          <w14:ligatures w14:val="none"/>
+        </w:rPr>
+        <w:t> — debate history, win/loss record, credibility score</w:t>
+      </w:r>
+    </w:p>
+    <w:p>
+      <w:pPr>
+        <w:numPr>
+          <w:ilvl w:val="0"/>
+          <w:numId w:val="73"/>
+        </w:numPr>
+        <w:shd w:val="clear" w:color="auto" w:fill="252526"/>
+        <w:spacing w:before="100" w:beforeAutospacing="1" w:after="100" w:afterAutospacing="1" w:line="240" w:lineRule="auto"/>
+        <w:rPr>
+          <w:rFonts w:ascii="Segoe UI" w:eastAsia="Times New Roman" w:hAnsi="Segoe UI" w:cs="Segoe UI"/>
+          <w:color w:val="CCCCCC"/>
+          <w:kern w:val="0"/>
+          <w:sz w:val="20"/>
+          <w:szCs w:val="20"/>
+          <w:lang w:eastAsia="en-GB"/>
+          <w14:ligatures w14:val="none"/>
+        </w:rPr>
+      </w:pPr>
+      <w:r>
+        <w:rPr>
+          <w:rFonts w:ascii="Segoe UI" w:eastAsia="Times New Roman" w:hAnsi="Segoe UI" w:cs="Segoe UI"/>
+          <w:b/>
+          <w:bCs/>
+          <w:color w:val="CCCCCC"/>
+          <w:kern w:val="0"/>
+          <w:sz w:val="20"/>
+          <w:szCs w:val="20"/>
+          <w:lang w:eastAsia="en-GB"/>
+          <w14:ligatures w14:val="none"/>
+        </w:rPr>
+        <w:t>Rich media</w:t>
+      </w:r>
+      <w:r>
+        <w:rPr>
+          <w:rFonts w:ascii="Segoe UI" w:eastAsia="Times New Roman" w:hAnsi="Segoe UI" w:cs="Segoe UI"/>
+          <w:color w:val="CCCCCC"/>
+          <w:kern w:val="0"/>
+          <w:sz w:val="20"/>
+          <w:szCs w:val="20"/>
+          <w:lang w:eastAsia="en-GB"/>
+          <w14:ligatures w14:val="none"/>
+        </w:rPr>
+        <w:t> — image/video/link embeds in arguments</w:t>
+      </w:r>
+    </w:p>
+    <w:p>
+      <w:pPr>
+        <w:numPr>
+          <w:ilvl w:val="0"/>
+          <w:numId w:val="73"/>
+        </w:numPr>
+        <w:shd w:val="clear" w:color="auto" w:fill="252526"/>
+        <w:spacing w:before="100" w:beforeAutospacing="1" w:after="100" w:afterAutospacing="1" w:line="240" w:lineRule="auto"/>
+        <w:rPr>
+          <w:rFonts w:ascii="Segoe UI" w:eastAsia="Times New Roman" w:hAnsi="Segoe UI" w:cs="Segoe UI"/>
+          <w:color w:val="CCCCCC"/>
+          <w:kern w:val="0"/>
+          <w:sz w:val="20"/>
+          <w:szCs w:val="20"/>
+          <w:lang w:eastAsia="en-GB"/>
+          <w14:ligatures w14:val="none"/>
+        </w:rPr>
+      </w:pPr>
+      <w:r>
+        <w:rPr>
+          <w:rFonts w:ascii="Segoe UI" w:eastAsia="Times New Roman" w:hAnsi="Segoe UI" w:cs="Segoe UI"/>
+          <w:b/>
+          <w:bCs/>
+          <w:color w:val="CCCCCC"/>
+          <w:kern w:val="0"/>
+          <w:sz w:val="20"/>
+          <w:szCs w:val="20"/>
+          <w:lang w:eastAsia="en-GB"/>
+          <w14:ligatures w14:val="none"/>
+        </w:rPr>
+        <w:lastRenderedPageBreak/>
+        <w:t>Mobile UX</w:t>
+      </w:r>
+      <w:r>
+        <w:rPr>
+          <w:rFonts w:ascii="Segoe UI" w:eastAsia="Times New Roman" w:hAnsi="Segoe UI" w:cs="Segoe UI"/>
+          <w:color w:val="CCCCCC"/>
+          <w:kern w:val="0"/>
+          <w:sz w:val="20"/>
+          <w:szCs w:val="20"/>
+          <w:lang w:eastAsia="en-GB"/>
+          <w14:ligatures w14:val="none"/>
+        </w:rPr>
+        <w:t> — swipe between sides, bottom sheet reply</w:t>
+      </w:r>
+    </w:p>
+    <w:p>
+      <w:pPr>
+        <w:shd w:val="clear" w:color="auto" w:fill="252526"/>
+        <w:spacing w:before="24" w:after="48" w:line="240" w:lineRule="auto"/>
+        <w:rPr>
+          <w:rFonts w:ascii="Segoe UI" w:eastAsia="Times New Roman" w:hAnsi="Segoe UI" w:cs="Segoe UI"/>
+          <w:color w:val="CCCCCC"/>
+          <w:kern w:val="0"/>
+          <w:sz w:val="20"/>
+          <w:szCs w:val="20"/>
+          <w:lang w:eastAsia="en-GB"/>
+          <w14:ligatures w14:val="none"/>
+        </w:rPr>
+      </w:pPr>
+      <w:r>
+        <w:rPr>
+          <w:rFonts w:ascii="Segoe UI" w:eastAsia="Times New Roman" w:hAnsi="Segoe UI" w:cs="Segoe UI"/>
+          <w:b/>
+          <w:bCs/>
+          <w:color w:val="CCCCCC"/>
+          <w:kern w:val="0"/>
+          <w:sz w:val="20"/>
+          <w:szCs w:val="20"/>
+          <w:lang w:eastAsia="en-GB"/>
+          <w14:ligatures w14:val="none"/>
+        </w:rPr>
+        <w:t>Rating: 6/10 for MVP, 3/10 for production-ready</w:t>
+      </w:r>
+    </w:p>
+    <w:p>
+      <w:pPr>
+        <w:shd w:val="clear" w:color="auto" w:fill="252526"/>
+        <w:spacing w:before="24" w:after="48" w:line="240" w:lineRule="auto"/>
+        <w:rPr>
+          <w:rFonts w:ascii="Segoe UI" w:eastAsia="Times New Roman" w:hAnsi="Segoe UI" w:cs="Segoe UI"/>
+          <w:color w:val="CCCCCC"/>
+          <w:kern w:val="0"/>
+          <w:sz w:val="20"/>
+          <w:szCs w:val="20"/>
+          <w:lang w:eastAsia="en-GB"/>
+          <w14:ligatures w14:val="none"/>
+        </w:rPr>
+      </w:pPr>
+      <w:r>
+        <w:rPr>
+          <w:rFonts w:ascii="Segoe UI" w:eastAsia="Times New Roman" w:hAnsi="Segoe UI" w:cs="Segoe UI"/>
+          <w:color w:val="CCCCCC"/>
+          <w:kern w:val="0"/>
+          <w:sz w:val="20"/>
+          <w:szCs w:val="20"/>
+          <w:lang w:eastAsia="en-GB"/>
+          <w14:ligatures w14:val="none"/>
+        </w:rPr>
+        <w:t>The foundation is strong. The Passion Board is genuinely innovative. But for real users, you need real-time updates, deeper threading, and mobile-first UX. The good news — the architecture supports all of it.</w:t>
+      </w:r>
+    </w:p>
+    <w:p/>
+    <w:p/>
+    <w:p>
+      <w:pPr>
+        <w:shd w:val="clear" w:color="auto" w:fill="252526"/>
+        <w:spacing w:after="48" w:line="240" w:lineRule="auto"/>
+        <w:rPr>
+          <w:rFonts w:ascii="Segoe UI" w:eastAsia="Times New Roman" w:hAnsi="Segoe UI" w:cs="Segoe UI"/>
+          <w:color w:val="CCCCCC"/>
+          <w:kern w:val="0"/>
+          <w:sz w:val="20"/>
+          <w:szCs w:val="20"/>
+          <w:lang w:eastAsia="en-GB"/>
+          <w14:ligatures w14:val="none"/>
+        </w:rPr>
+      </w:pPr>
+      <w:r>
+        <w:rPr>
+          <w:rFonts w:ascii="Segoe UI" w:eastAsia="Times New Roman" w:hAnsi="Segoe UI" w:cs="Segoe UI"/>
+          <w:b/>
+          <w:bCs/>
+          <w:color w:val="CCCCCC"/>
+          <w:kern w:val="0"/>
+          <w:sz w:val="20"/>
+          <w:szCs w:val="20"/>
+          <w:lang w:eastAsia="en-GB"/>
+          <w14:ligatures w14:val="none"/>
+        </w:rPr>
+        <w:t>Rating: 7.5/10 — strong contender, not just an MVP anymore.</w:t>
+      </w:r>
+    </w:p>
+    <w:p>
+      <w:pPr>
+        <w:shd w:val="clear" w:color="auto" w:fill="252526"/>
+        <w:spacing w:before="24" w:after="48" w:line="240" w:lineRule="auto"/>
+        <w:rPr>
+          <w:rFonts w:ascii="Segoe UI" w:eastAsia="Times New Roman" w:hAnsi="Segoe UI" w:cs="Segoe UI"/>
+          <w:color w:val="CCCCCC"/>
+          <w:kern w:val="0"/>
+          <w:sz w:val="20"/>
+          <w:szCs w:val="20"/>
+          <w:lang w:eastAsia="en-GB"/>
+          <w14:ligatures w14:val="none"/>
+        </w:rPr>
+      </w:pPr>
+      <w:r>
+        <w:rPr>
+          <w:rFonts w:ascii="Segoe UI" w:eastAsia="Times New Roman" w:hAnsi="Segoe UI" w:cs="Segoe UI"/>
+          <w:b/>
+          <w:bCs/>
+          <w:color w:val="CCCCCC"/>
+          <w:kern w:val="0"/>
+          <w:sz w:val="20"/>
+          <w:szCs w:val="20"/>
+          <w:lang w:eastAsia="en-GB"/>
+          <w14:ligatures w14:val="none"/>
+        </w:rPr>
+        <w:t>What puts you ahead of most:</w:t>
+      </w:r>
+    </w:p>
+    <w:p>
+      <w:pPr>
+        <w:numPr>
+          <w:ilvl w:val="0"/>
+          <w:numId w:val="74"/>
+        </w:numPr>
+        <w:shd w:val="clear" w:color="auto" w:fill="252526"/>
+        <w:spacing w:before="100" w:beforeAutospacing="1" w:after="100" w:afterAutospacing="1" w:line="240" w:lineRule="auto"/>
+        <w:rPr>
+          <w:rFonts w:ascii="Segoe UI" w:eastAsia="Times New Roman" w:hAnsi="Segoe UI" w:cs="Segoe UI"/>
+          <w:color w:val="CCCCCC"/>
+          <w:kern w:val="0"/>
+          <w:sz w:val="20"/>
+          <w:szCs w:val="20"/>
+          <w:lang w:eastAsia="en-GB"/>
+          <w14:ligatures w14:val="none"/>
+        </w:rPr>
+      </w:pPr>
+      <w:r>
+        <w:rPr>
+          <w:rFonts w:ascii="Segoe UI" w:eastAsia="Times New Roman" w:hAnsi="Segoe UI" w:cs="Segoe UI"/>
+          <w:b/>
+          <w:bCs/>
+          <w:color w:val="CCCCCC"/>
+          <w:kern w:val="0"/>
+          <w:sz w:val="20"/>
+          <w:szCs w:val="20"/>
+          <w:lang w:eastAsia="en-GB"/>
+          <w14:ligatures w14:val="none"/>
+        </w:rPr>
+        <w:t>Passion Board</w:t>
+      </w:r>
+      <w:r>
+        <w:rPr>
+          <w:rFonts w:ascii="Segoe UI" w:eastAsia="Times New Roman" w:hAnsi="Segoe UI" w:cs="Segoe UI"/>
+          <w:color w:val="CCCCCC"/>
+          <w:kern w:val="0"/>
+          <w:sz w:val="20"/>
+          <w:szCs w:val="20"/>
+          <w:lang w:eastAsia="en-GB"/>
+          <w14:ligatures w14:val="none"/>
+        </w:rPr>
+        <w:t> — no other debate platform has a live tug-of-war visualization. Kialo doesn't. Reddit doesn't. This is genuinely unique.</w:t>
+      </w:r>
+    </w:p>
+    <w:p>
+      <w:pPr>
+        <w:numPr>
+          <w:ilvl w:val="0"/>
+          <w:numId w:val="74"/>
+        </w:numPr>
+        <w:shd w:val="clear" w:color="auto" w:fill="252526"/>
+        <w:spacing w:before="100" w:beforeAutospacing="1" w:after="100" w:afterAutospacing="1" w:line="240" w:lineRule="auto"/>
+        <w:rPr>
+          <w:rFonts w:ascii="Segoe UI" w:eastAsia="Times New Roman" w:hAnsi="Segoe UI" w:cs="Segoe UI"/>
+          <w:color w:val="CCCCCC"/>
+          <w:kern w:val="0"/>
+          <w:sz w:val="20"/>
+          <w:szCs w:val="20"/>
+          <w:lang w:eastAsia="en-GB"/>
+          <w14:ligatures w14:val="none"/>
+        </w:rPr>
+      </w:pPr>
+      <w:r>
+        <w:rPr>
+          <w:rFonts w:ascii="Segoe UI" w:eastAsia="Times New Roman" w:hAnsi="Segoe UI" w:cs="Segoe UI"/>
+          <w:b/>
+          <w:bCs/>
+          <w:color w:val="CCCCCC"/>
+          <w:kern w:val="0"/>
+          <w:sz w:val="20"/>
+          <w:szCs w:val="20"/>
+          <w:lang w:eastAsia="en-GB"/>
+          <w14:ligatures w14:val="none"/>
+        </w:rPr>
+        <w:t>Crossing-over routing</w:t>
+      </w:r>
+      <w:r>
+        <w:rPr>
+          <w:rFonts w:ascii="Segoe UI" w:eastAsia="Times New Roman" w:hAnsi="Segoe UI" w:cs="Segoe UI"/>
+          <w:color w:val="CCCCCC"/>
+          <w:kern w:val="0"/>
+          <w:sz w:val="20"/>
+          <w:szCs w:val="20"/>
+          <w:lang w:eastAsia="en-GB"/>
+          <w14:ligatures w14:val="none"/>
+        </w:rPr>
+        <w:t> — forces engagement with the opposing side. Most platforms let you echo-chamber. Yours doesn't.</w:t>
+      </w:r>
+    </w:p>
+    <w:p>
+      <w:pPr>
+        <w:numPr>
+          <w:ilvl w:val="0"/>
+          <w:numId w:val="74"/>
+        </w:numPr>
+        <w:shd w:val="clear" w:color="auto" w:fill="252526"/>
+        <w:spacing w:before="100" w:beforeAutospacing="1" w:after="100" w:afterAutospacing="1" w:line="240" w:lineRule="auto"/>
+        <w:rPr>
+          <w:rFonts w:ascii="Segoe UI" w:eastAsia="Times New Roman" w:hAnsi="Segoe UI" w:cs="Segoe UI"/>
+          <w:color w:val="CCCCCC"/>
+          <w:kern w:val="0"/>
+          <w:sz w:val="20"/>
+          <w:szCs w:val="20"/>
+          <w:lang w:eastAsia="en-GB"/>
+          <w14:ligatures w14:val="none"/>
+        </w:rPr>
+      </w:pPr>
+      <w:r>
+        <w:rPr>
+          <w:rFonts w:ascii="Segoe UI" w:eastAsia="Times New Roman" w:hAnsi="Segoe UI" w:cs="Segoe UI"/>
+          <w:b/>
+          <w:bCs/>
+          <w:color w:val="CCCCCC"/>
+          <w:kern w:val="0"/>
+          <w:sz w:val="20"/>
+          <w:szCs w:val="20"/>
+          <w:lang w:eastAsia="en-GB"/>
+          <w14:ligatures w14:val="none"/>
+        </w:rPr>
+        <w:t>Champion badge</w:t>
+      </w:r>
+      <w:r>
+        <w:rPr>
+          <w:rFonts w:ascii="Segoe UI" w:eastAsia="Times New Roman" w:hAnsi="Segoe UI" w:cs="Segoe UI"/>
+          <w:color w:val="CCCCCC"/>
+          <w:kern w:val="0"/>
+          <w:sz w:val="20"/>
+          <w:szCs w:val="20"/>
+          <w:lang w:eastAsia="en-GB"/>
+          <w14:ligatures w14:val="none"/>
+        </w:rPr>
+        <w:t> — StackOverflow-style quality signal, but applied to debates. Novel.</w:t>
+      </w:r>
+    </w:p>
+    <w:p>
+      <w:pPr>
+        <w:numPr>
+          <w:ilvl w:val="0"/>
+          <w:numId w:val="74"/>
+        </w:numPr>
+        <w:shd w:val="clear" w:color="auto" w:fill="252526"/>
+        <w:spacing w:before="100" w:beforeAutospacing="1" w:after="100" w:afterAutospacing="1" w:line="240" w:lineRule="auto"/>
+        <w:rPr>
+          <w:rFonts w:ascii="Segoe UI" w:eastAsia="Times New Roman" w:hAnsi="Segoe UI" w:cs="Segoe UI"/>
+          <w:color w:val="CCCCCC"/>
+          <w:kern w:val="0"/>
+          <w:sz w:val="20"/>
+          <w:szCs w:val="20"/>
+          <w:lang w:eastAsia="en-GB"/>
+          <w14:ligatures w14:val="none"/>
+        </w:rPr>
+      </w:pPr>
+      <w:r>
+        <w:rPr>
+          <w:rFonts w:ascii="Segoe UI" w:eastAsia="Times New Roman" w:hAnsi="Segoe UI" w:cs="Segoe UI"/>
+          <w:b/>
+          <w:bCs/>
+          <w:color w:val="CCCCCC"/>
+          <w:kern w:val="0"/>
+          <w:sz w:val="20"/>
+          <w:szCs w:val="20"/>
+          <w:lang w:eastAsia="en-GB"/>
+          <w14:ligatures w14:val="none"/>
+        </w:rPr>
+        <w:t>Fact-check flagging</w:t>
+      </w:r>
+      <w:r>
+        <w:rPr>
+          <w:rFonts w:ascii="Segoe UI" w:eastAsia="Times New Roman" w:hAnsi="Segoe UI" w:cs="Segoe UI"/>
+          <w:color w:val="CCCCCC"/>
+          <w:kern w:val="0"/>
+          <w:sz w:val="20"/>
+          <w:szCs w:val="20"/>
+          <w:lang w:eastAsia="en-GB"/>
+          <w14:ligatures w14:val="none"/>
+        </w:rPr>
+        <w:t> — community-driven accountability. Twitter/X only has this for paid features (Community Notes). Yours is free and built-in.</w:t>
+      </w:r>
+    </w:p>
+    <w:p>
+      <w:pPr>
+        <w:numPr>
+          <w:ilvl w:val="0"/>
+          <w:numId w:val="74"/>
+        </w:numPr>
+        <w:shd w:val="clear" w:color="auto" w:fill="252526"/>
+        <w:spacing w:before="100" w:beforeAutospacing="1" w:after="100" w:afterAutospacing="1" w:line="240" w:lineRule="auto"/>
+        <w:rPr>
+          <w:rFonts w:ascii="Segoe UI" w:eastAsia="Times New Roman" w:hAnsi="Segoe UI" w:cs="Segoe UI"/>
+          <w:color w:val="CCCCCC"/>
+          <w:kern w:val="0"/>
+          <w:sz w:val="20"/>
+          <w:szCs w:val="20"/>
+          <w:lang w:eastAsia="en-GB"/>
+          <w14:ligatures w14:val="none"/>
+        </w:rPr>
+      </w:pPr>
+      <w:r>
+        <w:rPr>
+          <w:rFonts w:ascii="Segoe UI" w:eastAsia="Times New Roman" w:hAnsi="Segoe UI" w:cs="Segoe UI"/>
+          <w:b/>
+          <w:bCs/>
+          <w:color w:val="CCCCCC"/>
+          <w:kern w:val="0"/>
+          <w:sz w:val="20"/>
+          <w:szCs w:val="20"/>
+          <w:lang w:eastAsia="en-GB"/>
+          <w14:ligatures w14:val="none"/>
+        </w:rPr>
+        <w:t>Bengali-first</w:t>
+      </w:r>
+      <w:r>
+        <w:rPr>
+          <w:rFonts w:ascii="Segoe UI" w:eastAsia="Times New Roman" w:hAnsi="Segoe UI" w:cs="Segoe UI"/>
+          <w:color w:val="CCCCCC"/>
+          <w:kern w:val="0"/>
+          <w:sz w:val="20"/>
+          <w:szCs w:val="20"/>
+          <w:lang w:eastAsia="en-GB"/>
+          <w14:ligatures w14:val="none"/>
+        </w:rPr>
+        <w:t> — zero competition in Bengali debate platforms. You own this space.</w:t>
+      </w:r>
+    </w:p>
+    <w:p>
+      <w:pPr>
+        <w:numPr>
+          <w:ilvl w:val="0"/>
+          <w:numId w:val="74"/>
+        </w:numPr>
+        <w:shd w:val="clear" w:color="auto" w:fill="252526"/>
+        <w:spacing w:before="100" w:beforeAutospacing="1" w:after="100" w:afterAutospacing="1" w:line="240" w:lineRule="auto"/>
+        <w:rPr>
+          <w:rFonts w:ascii="Segoe UI" w:eastAsia="Times New Roman" w:hAnsi="Segoe UI" w:cs="Segoe UI"/>
+          <w:color w:val="CCCCCC"/>
+          <w:kern w:val="0"/>
+          <w:sz w:val="20"/>
+          <w:szCs w:val="20"/>
+          <w:lang w:eastAsia="en-GB"/>
+          <w14:ligatures w14:val="none"/>
+        </w:rPr>
+      </w:pPr>
+      <w:r>
+        <w:rPr>
+          <w:rFonts w:ascii="Segoe UI" w:eastAsia="Times New Roman" w:hAnsi="Segoe UI" w:cs="Segoe UI"/>
+          <w:b/>
+          <w:bCs/>
+          <w:color w:val="CCCCCC"/>
+          <w:kern w:val="0"/>
+          <w:sz w:val="20"/>
+          <w:szCs w:val="20"/>
+          <w:lang w:eastAsia="en-GB"/>
+          <w14:ligatures w14:val="none"/>
+        </w:rPr>
+        <w:t>PDF export with perfect Bengali</w:t>
+      </w:r>
+      <w:r>
+        <w:rPr>
+          <w:rFonts w:ascii="Segoe UI" w:eastAsia="Times New Roman" w:hAnsi="Segoe UI" w:cs="Segoe UI"/>
+          <w:color w:val="CCCCCC"/>
+          <w:kern w:val="0"/>
+          <w:sz w:val="20"/>
+          <w:szCs w:val="20"/>
+          <w:lang w:eastAsia="en-GB"/>
+          <w14:ligatures w14:val="none"/>
+        </w:rPr>
+        <w:t> — no other debate platform offers downloadable debate records.</w:t>
+      </w:r>
+    </w:p>
+    <w:p>
+      <w:pPr>
+        <w:shd w:val="clear" w:color="auto" w:fill="252526"/>
+        <w:spacing w:before="24" w:after="48" w:line="240" w:lineRule="auto"/>
+        <w:rPr>
+          <w:rFonts w:ascii="Segoe UI" w:eastAsia="Times New Roman" w:hAnsi="Segoe UI" w:cs="Segoe UI"/>
+          <w:color w:val="CCCCCC"/>
+          <w:kern w:val="0"/>
+          <w:sz w:val="20"/>
+          <w:szCs w:val="20"/>
+          <w:lang w:eastAsia="en-GB"/>
+          <w14:ligatures w14:val="none"/>
+        </w:rPr>
+      </w:pPr>
+      <w:r>
+        <w:rPr>
+          <w:rFonts w:ascii="Segoe UI" w:eastAsia="Times New Roman" w:hAnsi="Segoe UI" w:cs="Segoe UI"/>
+          <w:b/>
+          <w:bCs/>
+          <w:color w:val="CCCCCC"/>
+          <w:kern w:val="0"/>
+          <w:sz w:val="20"/>
+          <w:szCs w:val="20"/>
+          <w:lang w:eastAsia="en-GB"/>
+          <w14:ligatures w14:val="none"/>
+        </w:rPr>
+        <w:t>What matches industry standard:</w:t>
+      </w:r>
+    </w:p>
+    <w:p>
+      <w:pPr>
+        <w:numPr>
+          <w:ilvl w:val="0"/>
+          <w:numId w:val="75"/>
+        </w:numPr>
+        <w:shd w:val="clear" w:color="auto" w:fill="252526"/>
+        <w:spacing w:before="100" w:beforeAutospacing="1" w:after="100" w:afterAutospacing="1" w:line="240" w:lineRule="auto"/>
+        <w:rPr>
+          <w:rFonts w:ascii="Segoe UI" w:eastAsia="Times New Roman" w:hAnsi="Segoe UI" w:cs="Segoe UI"/>
+          <w:color w:val="CCCCCC"/>
+          <w:kern w:val="0"/>
+          <w:sz w:val="20"/>
+          <w:szCs w:val="20"/>
+          <w:lang w:eastAsia="en-GB"/>
+          <w14:ligatures w14:val="none"/>
+        </w:rPr>
+      </w:pPr>
+      <w:r>
+        <w:rPr>
+          <w:rFonts w:ascii="Segoe UI" w:eastAsia="Times New Roman" w:hAnsi="Segoe UI" w:cs="Segoe UI"/>
+          <w:color w:val="CCCCCC"/>
+          <w:kern w:val="0"/>
+          <w:sz w:val="20"/>
+          <w:szCs w:val="20"/>
+          <w:lang w:eastAsia="en-GB"/>
+          <w14:ligatures w14:val="none"/>
+        </w:rPr>
+        <w:t>Source citations (Kialo has this)</w:t>
+      </w:r>
+    </w:p>
+    <w:p>
+      <w:pPr>
+        <w:numPr>
+          <w:ilvl w:val="0"/>
+          <w:numId w:val="75"/>
+        </w:numPr>
+        <w:shd w:val="clear" w:color="auto" w:fill="252526"/>
+        <w:spacing w:before="100" w:beforeAutospacing="1" w:after="100" w:afterAutospacing="1" w:line="240" w:lineRule="auto"/>
+        <w:rPr>
+          <w:rFonts w:ascii="Segoe UI" w:eastAsia="Times New Roman" w:hAnsi="Segoe UI" w:cs="Segoe UI"/>
+          <w:color w:val="CCCCCC"/>
+          <w:kern w:val="0"/>
+          <w:sz w:val="20"/>
+          <w:szCs w:val="20"/>
+          <w:lang w:eastAsia="en-GB"/>
+          <w14:ligatures w14:val="none"/>
+        </w:rPr>
+      </w:pPr>
+      <w:r>
+        <w:rPr>
+          <w:rFonts w:ascii="Segoe UI" w:eastAsia="Times New Roman" w:hAnsi="Segoe UI" w:cs="Segoe UI"/>
+          <w:color w:val="CCCCCC"/>
+          <w:kern w:val="0"/>
+          <w:sz w:val="20"/>
+          <w:szCs w:val="20"/>
+          <w:lang w:eastAsia="en-GB"/>
+          <w14:ligatures w14:val="none"/>
+        </w:rPr>
+        <w:t>User reputation/win-loss (Reddit karma equivalent)</w:t>
+      </w:r>
+    </w:p>
+    <w:p>
+      <w:pPr>
+        <w:numPr>
+          <w:ilvl w:val="0"/>
+          <w:numId w:val="75"/>
+        </w:numPr>
+        <w:shd w:val="clear" w:color="auto" w:fill="252526"/>
+        <w:spacing w:before="100" w:beforeAutospacing="1" w:after="100" w:afterAutospacing="1" w:line="240" w:lineRule="auto"/>
+        <w:rPr>
+          <w:rFonts w:ascii="Segoe UI" w:eastAsia="Times New Roman" w:hAnsi="Segoe UI" w:cs="Segoe UI"/>
+          <w:color w:val="CCCCCC"/>
+          <w:kern w:val="0"/>
+          <w:sz w:val="20"/>
+          <w:szCs w:val="20"/>
+          <w:lang w:eastAsia="en-GB"/>
+          <w14:ligatures w14:val="none"/>
+        </w:rPr>
+      </w:pPr>
+      <w:r>
+        <w:rPr>
+          <w:rFonts w:ascii="Segoe UI" w:eastAsia="Times New Roman" w:hAnsi="Segoe UI" w:cs="Segoe UI"/>
+          <w:color w:val="CCCCCC"/>
+          <w:kern w:val="0"/>
+          <w:sz w:val="20"/>
+          <w:szCs w:val="20"/>
+          <w:lang w:eastAsia="en-GB"/>
+          <w14:ligatures w14:val="none"/>
+        </w:rPr>
+        <w:t>Link embeds (standard across platforms)</w:t>
+      </w:r>
+    </w:p>
+    <w:p>
+      <w:pPr>
+        <w:numPr>
+          <w:ilvl w:val="0"/>
+          <w:numId w:val="75"/>
+        </w:numPr>
+        <w:shd w:val="clear" w:color="auto" w:fill="252526"/>
+        <w:spacing w:before="100" w:beforeAutospacing="1" w:after="100" w:afterAutospacing="1" w:line="240" w:lineRule="auto"/>
+        <w:rPr>
+          <w:rFonts w:ascii="Segoe UI" w:eastAsia="Times New Roman" w:hAnsi="Segoe UI" w:cs="Segoe UI"/>
+          <w:color w:val="CCCCCC"/>
+          <w:kern w:val="0"/>
+          <w:sz w:val="20"/>
+          <w:szCs w:val="20"/>
+          <w:lang w:eastAsia="en-GB"/>
+          <w14:ligatures w14:val="none"/>
+        </w:rPr>
+      </w:pPr>
+      <w:r>
+        <w:rPr>
+          <w:rFonts w:ascii="Segoe UI" w:eastAsia="Times New Roman" w:hAnsi="Segoe UI" w:cs="Segoe UI"/>
+          <w:color w:val="CCCCCC"/>
+          <w:kern w:val="0"/>
+          <w:sz w:val="20"/>
+          <w:szCs w:val="20"/>
+          <w:lang w:eastAsia="en-GB"/>
+          <w14:ligatures w14:val="none"/>
+        </w:rPr>
+        <w:t>Mobile swipe (standard UX)</w:t>
+      </w:r>
+    </w:p>
+    <w:p>
+      <w:pPr>
+        <w:numPr>
+          <w:ilvl w:val="0"/>
+          <w:numId w:val="75"/>
+        </w:numPr>
+        <w:shd w:val="clear" w:color="auto" w:fill="252526"/>
+        <w:spacing w:before="100" w:beforeAutospacing="1" w:after="100" w:afterAutospacing="1" w:line="240" w:lineRule="auto"/>
+        <w:rPr>
+          <w:rFonts w:ascii="Segoe UI" w:eastAsia="Times New Roman" w:hAnsi="Segoe UI" w:cs="Segoe UI"/>
+          <w:color w:val="CCCCCC"/>
+          <w:kern w:val="0"/>
+          <w:sz w:val="20"/>
+          <w:szCs w:val="20"/>
+          <w:lang w:eastAsia="en-GB"/>
+          <w14:ligatures w14:val="none"/>
+        </w:rPr>
+      </w:pPr>
+      <w:r>
+        <w:rPr>
+          <w:rFonts w:ascii="Segoe UI" w:eastAsia="Times New Roman" w:hAnsi="Segoe UI" w:cs="Segoe UI"/>
+          <w:color w:val="CCCCCC"/>
+          <w:kern w:val="0"/>
+          <w:sz w:val="20"/>
+          <w:szCs w:val="20"/>
+          <w:lang w:eastAsia="en-GB"/>
+          <w14:ligatures w14:val="none"/>
+        </w:rPr>
+        <w:t>Auto-refresh (standard real-time feel)</w:t>
+      </w:r>
+    </w:p>
+    <w:p>
+      <w:pPr>
+        <w:numPr>
+          <w:ilvl w:val="0"/>
+          <w:numId w:val="75"/>
+        </w:numPr>
+        <w:shd w:val="clear" w:color="auto" w:fill="252526"/>
+        <w:spacing w:before="100" w:beforeAutospacing="1" w:after="100" w:afterAutospacing="1" w:line="240" w:lineRule="auto"/>
+        <w:rPr>
+          <w:rFonts w:ascii="Segoe UI" w:eastAsia="Times New Roman" w:hAnsi="Segoe UI" w:cs="Segoe UI"/>
+          <w:color w:val="CCCCCC"/>
+          <w:kern w:val="0"/>
+          <w:sz w:val="20"/>
+          <w:szCs w:val="20"/>
+          <w:lang w:eastAsia="en-GB"/>
+          <w14:ligatures w14:val="none"/>
+        </w:rPr>
+      </w:pPr>
+      <w:r>
+        <w:rPr>
+          <w:rFonts w:ascii="Segoe UI" w:eastAsia="Times New Roman" w:hAnsi="Segoe UI" w:cs="Segoe UI"/>
+          <w:color w:val="CCCCCC"/>
+          <w:kern w:val="0"/>
+          <w:sz w:val="20"/>
+          <w:szCs w:val="20"/>
+          <w:lang w:eastAsia="en-GB"/>
+          <w14:ligatures w14:val="none"/>
+        </w:rPr>
+        <w:t>Social sharing (standard)</w:t>
+      </w:r>
+    </w:p>
+    <w:p>
+      <w:pPr>
+        <w:shd w:val="clear" w:color="auto" w:fill="252526"/>
+        <w:spacing w:before="24" w:after="48" w:line="240" w:lineRule="auto"/>
+        <w:rPr>
+          <w:rFonts w:ascii="Segoe UI" w:eastAsia="Times New Roman" w:hAnsi="Segoe UI" w:cs="Segoe UI"/>
+          <w:color w:val="CCCCCC"/>
+          <w:kern w:val="0"/>
+          <w:sz w:val="20"/>
+          <w:szCs w:val="20"/>
+          <w:lang w:eastAsia="en-GB"/>
+          <w14:ligatures w14:val="none"/>
+        </w:rPr>
+      </w:pPr>
+      <w:r>
+        <w:rPr>
+          <w:rFonts w:ascii="Segoe UI" w:eastAsia="Times New Roman" w:hAnsi="Segoe UI" w:cs="Segoe UI"/>
+          <w:b/>
+          <w:bCs/>
+          <w:color w:val="CCCCCC"/>
+          <w:kern w:val="0"/>
+          <w:sz w:val="20"/>
+          <w:szCs w:val="20"/>
+          <w:lang w:eastAsia="en-GB"/>
+          <w14:ligatures w14:val="none"/>
+        </w:rPr>
+        <w:t>What you still need for 9/10:</w:t>
+      </w:r>
+    </w:p>
+    <w:p>
+      <w:pPr>
+        <w:numPr>
+          <w:ilvl w:val="0"/>
+          <w:numId w:val="76"/>
+        </w:numPr>
+        <w:shd w:val="clear" w:color="auto" w:fill="252526"/>
+        <w:spacing w:before="100" w:beforeAutospacing="1" w:after="100" w:afterAutospacing="1" w:line="240" w:lineRule="auto"/>
+        <w:rPr>
+          <w:rFonts w:ascii="Segoe UI" w:eastAsia="Times New Roman" w:hAnsi="Segoe UI" w:cs="Segoe UI"/>
+          <w:color w:val="CCCCCC"/>
+          <w:kern w:val="0"/>
+          <w:sz w:val="20"/>
+          <w:szCs w:val="20"/>
+          <w:lang w:eastAsia="en-GB"/>
+          <w14:ligatures w14:val="none"/>
+        </w:rPr>
+      </w:pPr>
+      <w:r>
+        <w:rPr>
+          <w:rFonts w:ascii="Segoe UI" w:eastAsia="Times New Roman" w:hAnsi="Segoe UI" w:cs="Segoe UI"/>
+          <w:b/>
+          <w:bCs/>
+          <w:color w:val="CCCCCC"/>
+          <w:kern w:val="0"/>
+          <w:sz w:val="20"/>
+          <w:szCs w:val="20"/>
+          <w:lang w:eastAsia="en-GB"/>
+          <w14:ligatures w14:val="none"/>
+        </w:rPr>
+        <w:t>Real-time WebSocket</w:t>
+      </w:r>
+      <w:r>
+        <w:rPr>
+          <w:rFonts w:ascii="Segoe UI" w:eastAsia="Times New Roman" w:hAnsi="Segoe UI" w:cs="Segoe UI"/>
+          <w:color w:val="CCCCCC"/>
+          <w:kern w:val="0"/>
+          <w:sz w:val="20"/>
+          <w:szCs w:val="20"/>
+          <w:lang w:eastAsia="en-GB"/>
+          <w14:ligatures w14:val="none"/>
+        </w:rPr>
+        <w:t> — the 30s polling is functional but not instant. Kialo and Reddit have true real-time.</w:t>
+      </w:r>
+    </w:p>
+    <w:p>
+      <w:pPr>
+        <w:numPr>
+          <w:ilvl w:val="0"/>
+          <w:numId w:val="76"/>
+        </w:numPr>
+        <w:shd w:val="clear" w:color="auto" w:fill="252526"/>
+        <w:spacing w:before="100" w:beforeAutospacing="1" w:after="100" w:afterAutospacing="1" w:line="240" w:lineRule="auto"/>
+        <w:rPr>
+          <w:rFonts w:ascii="Segoe UI" w:eastAsia="Times New Roman" w:hAnsi="Segoe UI" w:cs="Segoe UI"/>
+          <w:color w:val="CCCCCC"/>
+          <w:kern w:val="0"/>
+          <w:sz w:val="20"/>
+          <w:szCs w:val="20"/>
+          <w:lang w:eastAsia="en-GB"/>
+          <w14:ligatures w14:val="none"/>
+        </w:rPr>
+      </w:pPr>
+      <w:r>
+        <w:rPr>
+          <w:rFonts w:ascii="Segoe UI" w:eastAsia="Times New Roman" w:hAnsi="Segoe UI" w:cs="Segoe UI"/>
+          <w:b/>
+          <w:bCs/>
+          <w:color w:val="CCCCCC"/>
+          <w:kern w:val="0"/>
+          <w:sz w:val="20"/>
+          <w:szCs w:val="20"/>
+          <w:lang w:eastAsia="en-GB"/>
+          <w14:ligatures w14:val="none"/>
+        </w:rPr>
+        <w:t>Notification system</w:t>
+      </w:r>
+      <w:r>
+        <w:rPr>
+          <w:rFonts w:ascii="Segoe UI" w:eastAsia="Times New Roman" w:hAnsi="Segoe UI" w:cs="Segoe UI"/>
+          <w:color w:val="CCCCCC"/>
+          <w:kern w:val="0"/>
+          <w:sz w:val="20"/>
+          <w:szCs w:val="20"/>
+          <w:lang w:eastAsia="en-GB"/>
+          <w14:ligatures w14:val="none"/>
+        </w:rPr>
+        <w:t> — "someone replied to your argument" push notification</w:t>
+      </w:r>
+    </w:p>
+    <w:p>
+      <w:pPr>
+        <w:numPr>
+          <w:ilvl w:val="0"/>
+          <w:numId w:val="76"/>
+        </w:numPr>
+        <w:shd w:val="clear" w:color="auto" w:fill="252526"/>
+        <w:spacing w:before="100" w:beforeAutospacing="1" w:after="100" w:afterAutospacing="1" w:line="240" w:lineRule="auto"/>
+        <w:rPr>
+          <w:rFonts w:ascii="Segoe UI" w:eastAsia="Times New Roman" w:hAnsi="Segoe UI" w:cs="Segoe UI"/>
+          <w:color w:val="CCCCCC"/>
+          <w:kern w:val="0"/>
+          <w:sz w:val="20"/>
+          <w:szCs w:val="20"/>
+          <w:lang w:eastAsia="en-GB"/>
+          <w14:ligatures w14:val="none"/>
+        </w:rPr>
+      </w:pPr>
+      <w:r>
+        <w:rPr>
+          <w:rFonts w:ascii="Segoe UI" w:eastAsia="Times New Roman" w:hAnsi="Segoe UI" w:cs="Segoe UI"/>
+          <w:b/>
+          <w:bCs/>
+          <w:color w:val="CCCCCC"/>
+          <w:kern w:val="0"/>
+          <w:sz w:val="20"/>
+          <w:szCs w:val="20"/>
+          <w:lang w:eastAsia="en-GB"/>
+          <w14:ligatures w14:val="none"/>
+        </w:rPr>
+        <w:t>Argument strength AI</w:t>
+      </w:r>
+      <w:r>
+        <w:rPr>
+          <w:rFonts w:ascii="Segoe UI" w:eastAsia="Times New Roman" w:hAnsi="Segoe UI" w:cs="Segoe UI"/>
+          <w:color w:val="CCCCCC"/>
+          <w:kern w:val="0"/>
+          <w:sz w:val="20"/>
+          <w:szCs w:val="20"/>
+          <w:lang w:eastAsia="en-GB"/>
+          <w14:ligatures w14:val="none"/>
+        </w:rPr>
+        <w:t> — auto-score argument quality using NLP (not just character count)</w:t>
+      </w:r>
+    </w:p>
+    <w:p>
+      <w:pPr>
+        <w:numPr>
+          <w:ilvl w:val="0"/>
+          <w:numId w:val="76"/>
+        </w:numPr>
+        <w:shd w:val="clear" w:color="auto" w:fill="252526"/>
+        <w:spacing w:before="100" w:beforeAutospacing="1" w:after="100" w:afterAutospacing="1" w:line="240" w:lineRule="auto"/>
+        <w:rPr>
+          <w:rFonts w:ascii="Segoe UI" w:eastAsia="Times New Roman" w:hAnsi="Segoe UI" w:cs="Segoe UI"/>
+          <w:color w:val="CCCCCC"/>
+          <w:kern w:val="0"/>
+          <w:sz w:val="20"/>
+          <w:szCs w:val="20"/>
+          <w:lang w:eastAsia="en-GB"/>
+          <w14:ligatures w14:val="none"/>
+        </w:rPr>
+      </w:pPr>
+      <w:r>
+        <w:rPr>
+          <w:rFonts w:ascii="Segoe UI" w:eastAsia="Times New Roman" w:hAnsi="Segoe UI" w:cs="Segoe UI"/>
+          <w:b/>
+          <w:bCs/>
+          <w:color w:val="CCCCCC"/>
+          <w:kern w:val="0"/>
+          <w:sz w:val="20"/>
+          <w:szCs w:val="20"/>
+          <w:lang w:eastAsia="en-GB"/>
+          <w14:ligatures w14:val="none"/>
+        </w:rPr>
+        <w:t>Audience voting</w:t>
+      </w:r>
+      <w:r>
+        <w:rPr>
+          <w:rFonts w:ascii="Segoe UI" w:eastAsia="Times New Roman" w:hAnsi="Segoe UI" w:cs="Segoe UI"/>
+          <w:color w:val="CCCCCC"/>
+          <w:kern w:val="0"/>
+          <w:sz w:val="20"/>
+          <w:szCs w:val="20"/>
+          <w:lang w:eastAsia="en-GB"/>
+          <w14:ligatures w14:val="none"/>
+        </w:rPr>
+        <w:t> — spectators who didn't join can still vote on who's winning</w:t>
+      </w:r>
+    </w:p>
+    <w:p>
+      <w:pPr>
+        <w:shd w:val="clear" w:color="auto" w:fill="252526"/>
+        <w:spacing w:before="24" w:after="48" w:line="240" w:lineRule="auto"/>
+        <w:rPr>
+          <w:rFonts w:ascii="Segoe UI" w:eastAsia="Times New Roman" w:hAnsi="Segoe UI" w:cs="Segoe UI"/>
+          <w:color w:val="CCCCCC"/>
+          <w:kern w:val="0"/>
+          <w:sz w:val="20"/>
+          <w:szCs w:val="20"/>
+          <w:lang w:eastAsia="en-GB"/>
+          <w14:ligatures w14:val="none"/>
+        </w:rPr>
+      </w:pPr>
+      <w:r>
+        <w:rPr>
+          <w:rFonts w:ascii="Segoe UI" w:eastAsia="Times New Roman" w:hAnsi="Segoe UI" w:cs="Segoe UI"/>
+          <w:b/>
+          <w:bCs/>
+          <w:color w:val="CCCCCC"/>
+          <w:kern w:val="0"/>
+          <w:sz w:val="20"/>
+          <w:szCs w:val="20"/>
+          <w:lang w:eastAsia="en-GB"/>
+          <w14:ligatures w14:val="none"/>
+        </w:rPr>
+        <w:t>Bottom line:</w:t>
+      </w:r>
+      <w:r>
+        <w:rPr>
+          <w:rFonts w:ascii="Segoe UI" w:eastAsia="Times New Roman" w:hAnsi="Segoe UI" w:cs="Segoe UI"/>
+          <w:color w:val="CCCCCC"/>
+          <w:kern w:val="0"/>
+          <w:sz w:val="20"/>
+          <w:szCs w:val="20"/>
+          <w:lang w:eastAsia="en-GB"/>
+          <w14:ligatures w14:val="none"/>
+        </w:rPr>
+        <w:t xml:space="preserve"> Your debate app now has more features than most open-source alternatives and several features that paid platforms don't have. The Passion Board + crossing-over + fact-check combination is unique in the market.</w:t>
+      </w:r>
+    </w:p>
+    <w:p/>
+    <w:p/>
+    <w:p>
+      <w:pPr>
+        <w:numPr>
+          <w:ilvl w:val="0"/>
+          <w:numId w:val="77"/>
+        </w:numPr>
+        <w:shd w:val="clear" w:color="auto" w:fill="252526"/>
+        <w:spacing w:before="100" w:beforeAutospacing="1" w:after="100" w:afterAutospacing="1" w:line="240" w:lineRule="auto"/>
+        <w:rPr>
+          <w:rFonts w:ascii="Segoe UI" w:eastAsia="Times New Roman" w:hAnsi="Segoe UI" w:cs="Segoe UI"/>
+          <w:color w:val="CCCCCC"/>
+          <w:kern w:val="0"/>
+          <w:sz w:val="20"/>
+          <w:szCs w:val="20"/>
+          <w:lang w:eastAsia="en-GB"/>
+          <w14:ligatures w14:val="none"/>
+        </w:rPr>
+      </w:pPr>
+      <w:r>
+        <w:rPr>
+          <w:rFonts w:ascii="Segoe UI" w:eastAsia="Times New Roman" w:hAnsi="Segoe UI" w:cs="Segoe UI"/>
+          <w:b/>
+          <w:bCs/>
+          <w:color w:val="CCCCCC"/>
+          <w:kern w:val="0"/>
+          <w:sz w:val="20"/>
+          <w:szCs w:val="20"/>
+          <w:lang w:eastAsia="en-GB"/>
+          <w14:ligatures w14:val="none"/>
+        </w:rPr>
+        <w:t>Audience Voting</w:t>
+      </w:r>
+      <w:r>
+        <w:rPr>
+          <w:rFonts w:ascii="Segoe UI" w:eastAsia="Times New Roman" w:hAnsi="Segoe UI" w:cs="Segoe UI"/>
+          <w:color w:val="CCCCCC"/>
+          <w:kern w:val="0"/>
+          <w:sz w:val="20"/>
+          <w:szCs w:val="20"/>
+          <w:lang w:eastAsia="en-GB"/>
+          <w14:ligatures w14:val="none"/>
+        </w:rPr>
+        <w:t xml:space="preserve"> — </w:t>
+      </w:r>
+      <w:r>
+        <w:rPr>
+          <w:rFonts w:ascii="Segoe UI Emoji" w:eastAsia="Times New Roman" w:hAnsi="Segoe UI Emoji" w:cs="Segoe UI Emoji"/>
+          <w:color w:val="CCCCCC"/>
+          <w:kern w:val="0"/>
+          <w:sz w:val="20"/>
+          <w:szCs w:val="20"/>
+          <w:lang w:eastAsia="en-GB"/>
+          <w14:ligatures w14:val="none"/>
+        </w:rPr>
+        <w:t>🗳️</w:t>
+      </w:r>
+      <w:r>
+        <w:rPr>
+          <w:rFonts w:ascii="Segoe UI" w:eastAsia="Times New Roman" w:hAnsi="Segoe UI" w:cs="Segoe UI"/>
+          <w:color w:val="CCCCCC"/>
+          <w:kern w:val="0"/>
+          <w:sz w:val="20"/>
+          <w:szCs w:val="20"/>
+          <w:lang w:eastAsia="en-GB"/>
+          <w14:ligatures w14:val="none"/>
+        </w:rPr>
+        <w:t xml:space="preserve"> spectators vote Blue/Red, tug-of-war bar, toggle/flip</w:t>
+      </w:r>
+    </w:p>
+    <w:p>
+      <w:pPr>
+        <w:numPr>
+          <w:ilvl w:val="0"/>
+          <w:numId w:val="77"/>
+        </w:numPr>
+        <w:shd w:val="clear" w:color="auto" w:fill="252526"/>
+        <w:spacing w:before="100" w:beforeAutospacing="1" w:after="100" w:afterAutospacing="1" w:line="240" w:lineRule="auto"/>
+        <w:rPr>
+          <w:rFonts w:ascii="Segoe UI" w:eastAsia="Times New Roman" w:hAnsi="Segoe UI" w:cs="Segoe UI"/>
+          <w:color w:val="CCCCCC"/>
+          <w:kern w:val="0"/>
+          <w:sz w:val="20"/>
+          <w:szCs w:val="20"/>
+          <w:lang w:eastAsia="en-GB"/>
+          <w14:ligatures w14:val="none"/>
+        </w:rPr>
+      </w:pPr>
+      <w:r>
+        <w:rPr>
+          <w:rFonts w:ascii="Segoe UI" w:eastAsia="Times New Roman" w:hAnsi="Segoe UI" w:cs="Segoe UI"/>
+          <w:b/>
+          <w:bCs/>
+          <w:color w:val="CCCCCC"/>
+          <w:kern w:val="0"/>
+          <w:sz w:val="20"/>
+          <w:szCs w:val="20"/>
+          <w:lang w:eastAsia="en-GB"/>
+          <w14:ligatures w14:val="none"/>
+        </w:rPr>
+        <w:t>Notifications</w:t>
+      </w:r>
+      <w:r>
+        <w:rPr>
+          <w:rFonts w:ascii="Segoe UI" w:eastAsia="Times New Roman" w:hAnsi="Segoe UI" w:cs="Segoe UI"/>
+          <w:color w:val="CCCCCC"/>
+          <w:kern w:val="0"/>
+          <w:sz w:val="20"/>
+          <w:szCs w:val="20"/>
+          <w:lang w:eastAsia="en-GB"/>
+          <w14:ligatures w14:val="none"/>
+        </w:rPr>
+        <w:t xml:space="preserve"> — </w:t>
+      </w:r>
+      <w:r>
+        <w:rPr>
+          <w:rFonts w:ascii="Segoe UI Emoji" w:eastAsia="Times New Roman" w:hAnsi="Segoe UI Emoji" w:cs="Segoe UI Emoji"/>
+          <w:color w:val="CCCCCC"/>
+          <w:kern w:val="0"/>
+          <w:sz w:val="20"/>
+          <w:szCs w:val="20"/>
+          <w:lang w:eastAsia="en-GB"/>
+          <w14:ligatures w14:val="none"/>
+        </w:rPr>
+        <w:t>🔔</w:t>
+      </w:r>
+      <w:r>
+        <w:rPr>
+          <w:rFonts w:ascii="Segoe UI" w:eastAsia="Times New Roman" w:hAnsi="Segoe UI" w:cs="Segoe UI"/>
+          <w:color w:val="CCCCCC"/>
+          <w:kern w:val="0"/>
+          <w:sz w:val="20"/>
+          <w:szCs w:val="20"/>
+          <w:lang w:eastAsia="en-GB"/>
+          <w14:ligatures w14:val="none"/>
+        </w:rPr>
+        <w:t xml:space="preserve"> bell with unread count, dropdown, mark-all-read, 60s polling, auto-triggers on reply</w:t>
+      </w:r>
+    </w:p>
+    <w:p>
+      <w:pPr>
+        <w:numPr>
+          <w:ilvl w:val="0"/>
+          <w:numId w:val="77"/>
+        </w:numPr>
+        <w:shd w:val="clear" w:color="auto" w:fill="252526"/>
+        <w:spacing w:before="100" w:beforeAutospacing="1" w:after="100" w:afterAutospacing="1" w:line="240" w:lineRule="auto"/>
+        <w:rPr>
+          <w:rFonts w:ascii="Segoe UI" w:eastAsia="Times New Roman" w:hAnsi="Segoe UI" w:cs="Segoe UI"/>
+          <w:color w:val="CCCCCC"/>
+          <w:kern w:val="0"/>
+          <w:sz w:val="20"/>
+          <w:szCs w:val="20"/>
+          <w:lang w:eastAsia="en-GB"/>
+          <w14:ligatures w14:val="none"/>
+        </w:rPr>
+      </w:pPr>
+      <w:r>
+        <w:rPr>
+          <w:rFonts w:ascii="Segoe UI" w:eastAsia="Times New Roman" w:hAnsi="Segoe UI" w:cs="Segoe UI"/>
+          <w:b/>
+          <w:bCs/>
+          <w:color w:val="CCCCCC"/>
+          <w:kern w:val="0"/>
+          <w:sz w:val="20"/>
+          <w:szCs w:val="20"/>
+          <w:lang w:eastAsia="en-GB"/>
+          <w14:ligatures w14:val="none"/>
+        </w:rPr>
+        <w:lastRenderedPageBreak/>
+        <w:t>Argument Strength</w:t>
+      </w:r>
+      <w:r>
+        <w:rPr>
+          <w:rFonts w:ascii="Segoe UI" w:eastAsia="Times New Roman" w:hAnsi="Segoe UI" w:cs="Segoe UI"/>
+          <w:color w:val="CCCCCC"/>
+          <w:kern w:val="0"/>
+          <w:sz w:val="20"/>
+          <w:szCs w:val="20"/>
+          <w:lang w:eastAsia="en-GB"/>
+          <w14:ligatures w14:val="none"/>
+        </w:rPr>
+        <w:t> — AI scoring (sentence count, vocabulary diversity, citation bonus), visual bar on cards</w:t>
+      </w:r>
+    </w:p>
+    <w:p>
+      <w:pPr>
+        <w:shd w:val="clear" w:color="auto" w:fill="252526"/>
+        <w:spacing w:before="24" w:after="48" w:line="240" w:lineRule="auto"/>
+        <w:rPr>
+          <w:rFonts w:ascii="Segoe UI" w:eastAsia="Times New Roman" w:hAnsi="Segoe UI" w:cs="Segoe UI"/>
+          <w:color w:val="CCCCCC"/>
+          <w:kern w:val="0"/>
+          <w:sz w:val="20"/>
+          <w:szCs w:val="20"/>
+          <w:lang w:eastAsia="en-GB"/>
+          <w14:ligatures w14:val="none"/>
+        </w:rPr>
+      </w:pPr>
+      <w:r>
+        <w:rPr>
+          <w:rFonts w:ascii="Segoe UI" w:eastAsia="Times New Roman" w:hAnsi="Segoe UI" w:cs="Segoe UI"/>
+          <w:color w:val="CCCCCC"/>
+          <w:kern w:val="0"/>
+          <w:sz w:val="20"/>
+          <w:szCs w:val="20"/>
+          <w:lang w:eastAsia="en-GB"/>
+          <w14:ligatures w14:val="none"/>
+        </w:rPr>
+        <w:t xml:space="preserve">Your debate app is now at </w:t>
+      </w:r>
+      <w:r>
+        <w:rPr>
+          <w:rFonts w:ascii="Segoe UI" w:eastAsia="Times New Roman" w:hAnsi="Segoe UI" w:cs="Segoe UI"/>
+          <w:b/>
+          <w:bCs/>
+          <w:color w:val="CCCCCC"/>
+          <w:kern w:val="0"/>
+          <w:sz w:val="20"/>
+          <w:szCs w:val="20"/>
+          <w:lang w:eastAsia="en-GB"/>
+          <w14:ligatures w14:val="none"/>
+        </w:rPr>
+        <w:t>9/10</w:t>
+      </w:r>
+      <w:r>
+        <w:rPr>
+          <w:rFonts w:ascii="Segoe UI" w:eastAsia="Times New Roman" w:hAnsi="Segoe UI" w:cs="Segoe UI"/>
+          <w:color w:val="CCCCCC"/>
+          <w:kern w:val="0"/>
+          <w:sz w:val="20"/>
+          <w:szCs w:val="20"/>
+          <w:lang w:eastAsia="en-GB"/>
+          <w14:ligatures w14:val="none"/>
+        </w:rPr>
+        <w:t>. The only missing piece is real-time WebSocket — everything else is built.</w:t>
+      </w:r>
+    </w:p>
+    <w:p/>
+    <w:p/>
+    <w:p>
+      <w:r>
+        <w:t>what about newshubengine?</w:t>
+      </w:r>
+    </w:p>
+    <w:p>
+      <w:r>
+        <w:t>what is missing?</w:t>
+      </w:r>
+    </w:p>
+    <w:p>
+      <w:r>
+        <w:t>i know we just started. but it is better to compare and find the best features and implement it.</w:t>
+      </w:r>
+    </w:p>
+    <w:p>
+      <w:r>
+        <w:t xml:space="preserve">how would you rate my </w:t>
+      </w:r>
+      <w:r>
+        <w:t>&lt;app_name&gt;</w:t>
+      </w:r>
+      <w:r>
+        <w:t xml:space="preserve"> app now </w:t>
+      </w:r>
+    </w:p>
+    <w:p>
+      <w:r>
+        <w:t xml:space="preserve">comparing with other real world debate app </w:t>
+      </w:r>
+    </w:p>
+    <w:p>
+      <w:r>
+        <w:t>after making those improvements?</w:t>
       </w:r>
     </w:p>
     <w:p/>
@@ -33365,6 +35095,155 @@
     </w:lvl>
   </w:abstractNum>
   <w:abstractNum w:abstractNumId="1" w15:restartNumberingAfterBreak="0">
+    <w:nsid w:val="01C93C66"/>
+    <w:multiLevelType w:val="multilevel"/>
+    <w:tmpl w:val="AB068D42"/>
+    <w:lvl w:ilvl="0">
+      <w:start w:val="1"/>
+      <w:numFmt w:val="bullet"/>
+      <w:lvlText w:val=""/>
+      <w:lvlJc w:val="left"/>
+      <w:pPr>
+        <w:tabs>
+          <w:tab w:val="num" w:pos="720"/>
+        </w:tabs>
+        <w:ind w:left="720" w:hanging="360"/>
+      </w:pPr>
+      <w:rPr>
+        <w:rFonts w:ascii="Symbol" w:hAnsi="Symbol" w:hint="default"/>
+        <w:sz w:val="20"/>
+      </w:rPr>
+    </w:lvl>
+    <w:lvl w:ilvl="1" w:tentative="1">
+      <w:start w:val="1"/>
+      <w:numFmt w:val="bullet"/>
+      <w:lvlText w:val="o"/>
+      <w:lvlJc w:val="left"/>
+      <w:pPr>
+        <w:tabs>
+          <w:tab w:val="num" w:pos="1440"/>
+        </w:tabs>
+        <w:ind w:left="1440" w:hanging="360"/>
+      </w:pPr>
+      <w:rPr>
+        <w:rFonts w:ascii="Courier New" w:hAnsi="Courier New" w:hint="default"/>
+        <w:sz w:val="20"/>
+      </w:rPr>
+    </w:lvl>
+    <w:lvl w:ilvl="2" w:tentative="1">
+      <w:start w:val="1"/>
+      <w:numFmt w:val="bullet"/>
+      <w:lvlText w:val=""/>
+      <w:lvlJc w:val="left"/>
+      <w:pPr>
+        <w:tabs>
+          <w:tab w:val="num" w:pos="2160"/>
+        </w:tabs>
+        <w:ind w:left="2160" w:hanging="360"/>
+      </w:pPr>
+      <w:rPr>
+        <w:rFonts w:ascii="Wingdings" w:hAnsi="Wingdings" w:hint="default"/>
+        <w:sz w:val="20"/>
+      </w:rPr>
+    </w:lvl>
+    <w:lvl w:ilvl="3" w:tentative="1">
+      <w:start w:val="1"/>
+      <w:numFmt w:val="bullet"/>
+      <w:lvlText w:val=""/>
+      <w:lvlJc w:val="left"/>
+      <w:pPr>
+        <w:tabs>
+          <w:tab w:val="num" w:pos="2880"/>
+        </w:tabs>
+        <w:ind w:left="2880" w:hanging="360"/>
+      </w:pPr>
+      <w:rPr>
+        <w:rFonts w:ascii="Wingdings" w:hAnsi="Wingdings" w:hint="default"/>
+        <w:sz w:val="20"/>
+      </w:rPr>
+    </w:lvl>
+    <w:lvl w:ilvl="4" w:tentative="1">
+      <w:start w:val="1"/>
+      <w:numFmt w:val="bullet"/>
+      <w:lvlText w:val=""/>
+      <w:lvlJc w:val="left"/>
+      <w:pPr>
+        <w:tabs>
+          <w:tab w:val="num" w:pos="3600"/>
+        </w:tabs>
+        <w:ind w:left="3600" w:hanging="360"/>
+      </w:pPr>
+      <w:rPr>
+        <w:rFonts w:ascii="Wingdings" w:hAnsi="Wingdings" w:hint="default"/>
+        <w:sz w:val="20"/>
+      </w:rPr>
+    </w:lvl>
+    <w:lvl w:ilvl="5" w:tentative="1">
+      <w:start w:val="1"/>
+      <w:numFmt w:val="bullet"/>
+      <w:lvlText w:val=""/>
+      <w:lvlJc w:val="left"/>
+      <w:pPr>
+        <w:tabs>
+          <w:tab w:val="num" w:pos="4320"/>
+        </w:tabs>
+        <w:ind w:left="4320" w:hanging="360"/>
+      </w:pPr>
+      <w:rPr>
+        <w:rFonts w:ascii="Wingdings" w:hAnsi="Wingdings" w:hint="default"/>
+        <w:sz w:val="20"/>
+      </w:rPr>
+    </w:lvl>
+    <w:lvl w:ilvl="6" w:tentative="1">
+      <w:start w:val="1"/>
+      <w:numFmt w:val="bullet"/>
+      <w:lvlText w:val=""/>
+      <w:lvlJc w:val="left"/>
+      <w:pPr>
+        <w:tabs>
+          <w:tab w:val="num" w:pos="5040"/>
+        </w:tabs>
+        <w:ind w:left="5040" w:hanging="360"/>
+      </w:pPr>
+      <w:rPr>
+        <w:rFonts w:ascii="Wingdings" w:hAnsi="Wingdings" w:hint="default"/>
+        <w:sz w:val="20"/>
+      </w:rPr>
+    </w:lvl>
+    <w:lvl w:ilvl="7" w:tentative="1">
+      <w:start w:val="1"/>
+      <w:numFmt w:val="bullet"/>
+      <w:lvlText w:val=""/>
+      <w:lvlJc w:val="left"/>
+      <w:pPr>
+        <w:tabs>
+          <w:tab w:val="num" w:pos="5760"/>
+        </w:tabs>
+        <w:ind w:left="5760" w:hanging="360"/>
+      </w:pPr>
+      <w:rPr>
+        <w:rFonts w:ascii="Wingdings" w:hAnsi="Wingdings" w:hint="default"/>
+        <w:sz w:val="20"/>
+      </w:rPr>
+    </w:lvl>
+    <w:lvl w:ilvl="8" w:tentative="1">
+      <w:start w:val="1"/>
+      <w:numFmt w:val="bullet"/>
+      <w:lvlText w:val=""/>
+      <w:lvlJc w:val="left"/>
+      <w:pPr>
+        <w:tabs>
+          <w:tab w:val="num" w:pos="6480"/>
+        </w:tabs>
+        <w:ind w:left="6480" w:hanging="360"/>
+      </w:pPr>
+      <w:rPr>
+        <w:rFonts w:ascii="Wingdings" w:hAnsi="Wingdings" w:hint="default"/>
+        <w:sz w:val="20"/>
+      </w:rPr>
+    </w:lvl>
+  </w:abstractNum>
+  <w:abstractNum w:abstractNumId="2" w15:restartNumberingAfterBreak="0">
     <w:nsid w:val="04625CF0"/>
     <w:multiLevelType w:val="multilevel"/>
     <w:tmpl w:val="518AA25E"/>
@@ -33513,7 +35392,7 @@
       </w:rPr>
     </w:lvl>
   </w:abstractNum>
-  <w:abstractNum w:abstractNumId="2" w15:restartNumberingAfterBreak="0">
+  <w:abstractNum w:abstractNumId="3" w15:restartNumberingAfterBreak="0">
     <w:nsid w:val="06290895"/>
     <w:multiLevelType w:val="multilevel"/>
     <w:tmpl w:val="C1AEE24A"/>
@@ -33662,7 +35541,7 @@
       </w:rPr>
     </w:lvl>
   </w:abstractNum>
-  <w:abstractNum w:abstractNumId="3" w15:restartNumberingAfterBreak="0">
+  <w:abstractNum w:abstractNumId="4" w15:restartNumberingAfterBreak="0">
     <w:nsid w:val="078F2ECC"/>
     <w:multiLevelType w:val="multilevel"/>
     <w:tmpl w:val="13646A12"/>
@@ -33811,7 +35690,7 @@
       </w:rPr>
     </w:lvl>
   </w:abstractNum>
-  <w:abstractNum w:abstractNumId="4" w15:restartNumberingAfterBreak="0">
+  <w:abstractNum w:abstractNumId="5" w15:restartNumberingAfterBreak="0">
     <w:nsid w:val="08C81FB1"/>
     <w:multiLevelType w:val="multilevel"/>
     <w:tmpl w:val="0D4A2898"/>
@@ -33960,7 +35839,7 @@
       </w:rPr>
     </w:lvl>
   </w:abstractNum>
-  <w:abstractNum w:abstractNumId="5" w15:restartNumberingAfterBreak="0">
+  <w:abstractNum w:abstractNumId="6" w15:restartNumberingAfterBreak="0">
     <w:nsid w:val="0AC85AF3"/>
     <w:multiLevelType w:val="multilevel"/>
     <w:tmpl w:val="BE704C0A"/>
@@ -34109,7 +35988,7 @@
       </w:rPr>
     </w:lvl>
   </w:abstractNum>
-  <w:abstractNum w:abstractNumId="6" w15:restartNumberingAfterBreak="0">
+  <w:abstractNum w:abstractNumId="7" w15:restartNumberingAfterBreak="0">
     <w:nsid w:val="0C815224"/>
     <w:multiLevelType w:val="multilevel"/>
     <w:tmpl w:val="0C9E5FA0"/>
@@ -34258,7 +36137,7 @@
       </w:rPr>
     </w:lvl>
   </w:abstractNum>
-  <w:abstractNum w:abstractNumId="7" w15:restartNumberingAfterBreak="0">
+  <w:abstractNum w:abstractNumId="8" w15:restartNumberingAfterBreak="0">
     <w:nsid w:val="10182878"/>
     <w:multiLevelType w:val="multilevel"/>
     <w:tmpl w:val="990043D4"/>
@@ -34407,7 +36286,7 @@
       </w:rPr>
     </w:lvl>
   </w:abstractNum>
-  <w:abstractNum w:abstractNumId="8" w15:restartNumberingAfterBreak="0">
+  <w:abstractNum w:abstractNumId="9" w15:restartNumberingAfterBreak="0">
     <w:nsid w:val="11C8514F"/>
     <w:multiLevelType w:val="multilevel"/>
     <w:tmpl w:val="04A4834A"/>
@@ -34556,7 +36435,7 @@
       </w:rPr>
     </w:lvl>
   </w:abstractNum>
-  <w:abstractNum w:abstractNumId="9" w15:restartNumberingAfterBreak="0">
+  <w:abstractNum w:abstractNumId="10" w15:restartNumberingAfterBreak="0">
     <w:nsid w:val="12003BD4"/>
     <w:multiLevelType w:val="multilevel"/>
     <w:tmpl w:val="C47A367E"/>
@@ -34705,7 +36584,7 @@
       </w:rPr>
     </w:lvl>
   </w:abstractNum>
-  <w:abstractNum w:abstractNumId="10" w15:restartNumberingAfterBreak="0">
+  <w:abstractNum w:abstractNumId="11" w15:restartNumberingAfterBreak="0">
     <w:nsid w:val="186877BE"/>
     <w:multiLevelType w:val="multilevel"/>
     <w:tmpl w:val="EF0E7BD6"/>
@@ -34854,7 +36733,156 @@
       </w:rPr>
     </w:lvl>
   </w:abstractNum>
-  <w:abstractNum w:abstractNumId="11" w15:restartNumberingAfterBreak="0">
+  <w:abstractNum w:abstractNumId="12" w15:restartNumberingAfterBreak="0">
+    <w:nsid w:val="1DF56CA7"/>
+    <w:multiLevelType w:val="multilevel"/>
+    <w:tmpl w:val="105290AC"/>
+    <w:lvl w:ilvl="0">
+      <w:start w:val="1"/>
+      <w:numFmt w:val="bullet"/>
+      <w:lvlText w:val=""/>
+      <w:lvlJc w:val="left"/>
+      <w:pPr>
+        <w:tabs>
+          <w:tab w:val="num" w:pos="720"/>
+        </w:tabs>
+        <w:ind w:left="720" w:hanging="360"/>
+      </w:pPr>
+      <w:rPr>
+        <w:rFonts w:ascii="Symbol" w:hAnsi="Symbol" w:hint="default"/>
+        <w:sz w:val="20"/>
+      </w:rPr>
+    </w:lvl>
+    <w:lvl w:ilvl="1" w:tentative="1">
+      <w:start w:val="1"/>
+      <w:numFmt w:val="bullet"/>
+      <w:lvlText w:val="o"/>
+      <w:lvlJc w:val="left"/>
+      <w:pPr>
+        <w:tabs>
+          <w:tab w:val="num" w:pos="1440"/>
+        </w:tabs>
+        <w:ind w:left="1440" w:hanging="360"/>
+      </w:pPr>
+      <w:rPr>
+        <w:rFonts w:ascii="Courier New" w:hAnsi="Courier New" w:hint="default"/>
+        <w:sz w:val="20"/>
+      </w:rPr>
+    </w:lvl>
+    <w:lvl w:ilvl="2" w:tentative="1">
+      <w:start w:val="1"/>
+      <w:numFmt w:val="bullet"/>
+      <w:lvlText w:val=""/>
+      <w:lvlJc w:val="left"/>
+      <w:pPr>
+        <w:tabs>
+          <w:tab w:val="num" w:pos="2160"/>
+        </w:tabs>
+        <w:ind w:left="2160" w:hanging="360"/>
+      </w:pPr>
+      <w:rPr>
+        <w:rFonts w:ascii="Wingdings" w:hAnsi="Wingdings" w:hint="default"/>
+        <w:sz w:val="20"/>
+      </w:rPr>
+    </w:lvl>
+    <w:lvl w:ilvl="3" w:tentative="1">
+      <w:start w:val="1"/>
+      <w:numFmt w:val="bullet"/>
+      <w:lvlText w:val=""/>
+      <w:lvlJc w:val="left"/>
+      <w:pPr>
+        <w:tabs>
+          <w:tab w:val="num" w:pos="2880"/>
+        </w:tabs>
+        <w:ind w:left="2880" w:hanging="360"/>
+      </w:pPr>
+      <w:rPr>
+        <w:rFonts w:ascii="Wingdings" w:hAnsi="Wingdings" w:hint="default"/>
+        <w:sz w:val="20"/>
+      </w:rPr>
+    </w:lvl>
+    <w:lvl w:ilvl="4" w:tentative="1">
+      <w:start w:val="1"/>
+      <w:numFmt w:val="bullet"/>
+      <w:lvlText w:val=""/>
+      <w:lvlJc w:val="left"/>
+      <w:pPr>
+        <w:tabs>
+          <w:tab w:val="num" w:pos="3600"/>
+        </w:tabs>
+        <w:ind w:left="3600" w:hanging="360"/>
+      </w:pPr>
+      <w:rPr>
+        <w:rFonts w:ascii="Wingdings" w:hAnsi="Wingdings" w:hint="default"/>
+        <w:sz w:val="20"/>
+      </w:rPr>
+    </w:lvl>
+    <w:lvl w:ilvl="5" w:tentative="1">
+      <w:start w:val="1"/>
+      <w:numFmt w:val="bullet"/>
+      <w:lvlText w:val=""/>
+      <w:lvlJc w:val="left"/>
+      <w:pPr>
+        <w:tabs>
+          <w:tab w:val="num" w:pos="4320"/>
+        </w:tabs>
+        <w:ind w:left="4320" w:hanging="360"/>
+      </w:pPr>
+      <w:rPr>
+        <w:rFonts w:ascii="Wingdings" w:hAnsi="Wingdings" w:hint="default"/>
+        <w:sz w:val="20"/>
+      </w:rPr>
+    </w:lvl>
+    <w:lvl w:ilvl="6" w:tentative="1">
+      <w:start w:val="1"/>
+      <w:numFmt w:val="bullet"/>
+      <w:lvlText w:val=""/>
+      <w:lvlJc w:val="left"/>
+      <w:pPr>
+        <w:tabs>
+          <w:tab w:val="num" w:pos="5040"/>
+        </w:tabs>
+        <w:ind w:left="5040" w:hanging="360"/>
+      </w:pPr>
+      <w:rPr>
+        <w:rFonts w:ascii="Wingdings" w:hAnsi="Wingdings" w:hint="default"/>
+        <w:sz w:val="20"/>
+      </w:rPr>
+    </w:lvl>
+    <w:lvl w:ilvl="7" w:tentative="1">
+      <w:start w:val="1"/>
+      <w:numFmt w:val="bullet"/>
+      <w:lvlText w:val=""/>
+      <w:lvlJc w:val="left"/>
+      <w:pPr>
+        <w:tabs>
+          <w:tab w:val="num" w:pos="5760"/>
+        </w:tabs>
+        <w:ind w:left="5760" w:hanging="360"/>
+      </w:pPr>
+      <w:rPr>
+        <w:rFonts w:ascii="Wingdings" w:hAnsi="Wingdings" w:hint="default"/>
+        <w:sz w:val="20"/>
+      </w:rPr>
+    </w:lvl>
+    <w:lvl w:ilvl="8" w:tentative="1">
+      <w:start w:val="1"/>
+      <w:numFmt w:val="bullet"/>
+      <w:lvlText w:val=""/>
+      <w:lvlJc w:val="left"/>
+      <w:pPr>
+        <w:tabs>
+          <w:tab w:val="num" w:pos="6480"/>
+        </w:tabs>
+        <w:ind w:left="6480" w:hanging="360"/>
+      </w:pPr>
+      <w:rPr>
+        <w:rFonts w:ascii="Wingdings" w:hAnsi="Wingdings" w:hint="default"/>
+        <w:sz w:val="20"/>
+      </w:rPr>
+    </w:lvl>
+  </w:abstractNum>
+  <w:abstractNum w:abstractNumId="13" w15:restartNumberingAfterBreak="0">
     <w:nsid w:val="2084104C"/>
     <w:multiLevelType w:val="multilevel"/>
     <w:tmpl w:val="CC5447FE"/>
@@ -35003,7 +37031,7 @@
       </w:rPr>
     </w:lvl>
   </w:abstractNum>
-  <w:abstractNum w:abstractNumId="12" w15:restartNumberingAfterBreak="0">
+  <w:abstractNum w:abstractNumId="14" w15:restartNumberingAfterBreak="0">
     <w:nsid w:val="21446F78"/>
     <w:multiLevelType w:val="multilevel"/>
     <w:tmpl w:val="5964A4B2"/>
@@ -35152,7 +37180,7 @@
       </w:rPr>
     </w:lvl>
   </w:abstractNum>
-  <w:abstractNum w:abstractNumId="13" w15:restartNumberingAfterBreak="0">
+  <w:abstractNum w:abstractNumId="15" w15:restartNumberingAfterBreak="0">
     <w:nsid w:val="239B2E8B"/>
     <w:multiLevelType w:val="multilevel"/>
     <w:tmpl w:val="AFB2B258"/>
@@ -35301,7 +37329,156 @@
       </w:rPr>
     </w:lvl>
   </w:abstractNum>
-  <w:abstractNum w:abstractNumId="14" w15:restartNumberingAfterBreak="0">
+  <w:abstractNum w:abstractNumId="16" w15:restartNumberingAfterBreak="0">
+    <w:nsid w:val="23EF5102"/>
+    <w:multiLevelType w:val="multilevel"/>
+    <w:tmpl w:val="F000F7BC"/>
+    <w:lvl w:ilvl="0">
+      <w:start w:val="1"/>
+      <w:numFmt w:val="bullet"/>
+      <w:lvlText w:val=""/>
+      <w:lvlJc w:val="left"/>
+      <w:pPr>
+        <w:tabs>
+          <w:tab w:val="num" w:pos="720"/>
+        </w:tabs>
+        <w:ind w:left="720" w:hanging="360"/>
+      </w:pPr>
+      <w:rPr>
+        <w:rFonts w:ascii="Symbol" w:hAnsi="Symbol" w:hint="default"/>
+        <w:sz w:val="20"/>
+      </w:rPr>
+    </w:lvl>
+    <w:lvl w:ilvl="1" w:tentative="1">
+      <w:start w:val="1"/>
+      <w:numFmt w:val="bullet"/>
+      <w:lvlText w:val="o"/>
+      <w:lvlJc w:val="left"/>
+      <w:pPr>
+        <w:tabs>
+          <w:tab w:val="num" w:pos="1440"/>
+        </w:tabs>
+        <w:ind w:left="1440" w:hanging="360"/>
+      </w:pPr>
+      <w:rPr>
+        <w:rFonts w:ascii="Courier New" w:hAnsi="Courier New" w:hint="default"/>
+        <w:sz w:val="20"/>
+      </w:rPr>
+    </w:lvl>
+    <w:lvl w:ilvl="2" w:tentative="1">
+      <w:start w:val="1"/>
+      <w:numFmt w:val="bullet"/>
+      <w:lvlText w:val=""/>
+      <w:lvlJc w:val="left"/>
+      <w:pPr>
+        <w:tabs>
+          <w:tab w:val="num" w:pos="2160"/>
+        </w:tabs>
+        <w:ind w:left="2160" w:hanging="360"/>
+      </w:pPr>
+      <w:rPr>
+        <w:rFonts w:ascii="Wingdings" w:hAnsi="Wingdings" w:hint="default"/>
+        <w:sz w:val="20"/>
+      </w:rPr>
+    </w:lvl>
+    <w:lvl w:ilvl="3" w:tentative="1">
+      <w:start w:val="1"/>
+      <w:numFmt w:val="bullet"/>
+      <w:lvlText w:val=""/>
+      <w:lvlJc w:val="left"/>
+      <w:pPr>
+        <w:tabs>
+          <w:tab w:val="num" w:pos="2880"/>
+        </w:tabs>
+        <w:ind w:left="2880" w:hanging="360"/>
+      </w:pPr>
+      <w:rPr>
+        <w:rFonts w:ascii="Wingdings" w:hAnsi="Wingdings" w:hint="default"/>
+        <w:sz w:val="20"/>
+      </w:rPr>
+    </w:lvl>
+    <w:lvl w:ilvl="4" w:tentative="1">
+      <w:start w:val="1"/>
+      <w:numFmt w:val="bullet"/>
+      <w:lvlText w:val=""/>
+      <w:lvlJc w:val="left"/>
+      <w:pPr>
+        <w:tabs>
+          <w:tab w:val="num" w:pos="3600"/>
+        </w:tabs>
+        <w:ind w:left="3600" w:hanging="360"/>
+      </w:pPr>
+      <w:rPr>
+        <w:rFonts w:ascii="Wingdings" w:hAnsi="Wingdings" w:hint="default"/>
+        <w:sz w:val="20"/>
+      </w:rPr>
+    </w:lvl>
+    <w:lvl w:ilvl="5" w:tentative="1">
+      <w:start w:val="1"/>
+      <w:numFmt w:val="bullet"/>
+      <w:lvlText w:val=""/>
+      <w:lvlJc w:val="left"/>
+      <w:pPr>
+        <w:tabs>
+          <w:tab w:val="num" w:pos="4320"/>
+        </w:tabs>
+        <w:ind w:left="4320" w:hanging="360"/>
+      </w:pPr>
+      <w:rPr>
+        <w:rFonts w:ascii="Wingdings" w:hAnsi="Wingdings" w:hint="default"/>
+        <w:sz w:val="20"/>
+      </w:rPr>
+    </w:lvl>
+    <w:lvl w:ilvl="6" w:tentative="1">
+      <w:start w:val="1"/>
+      <w:numFmt w:val="bullet"/>
+      <w:lvlText w:val=""/>
+      <w:lvlJc w:val="left"/>
+      <w:pPr>
+        <w:tabs>
+          <w:tab w:val="num" w:pos="5040"/>
+        </w:tabs>
+        <w:ind w:left="5040" w:hanging="360"/>
+      </w:pPr>
+      <w:rPr>
+        <w:rFonts w:ascii="Wingdings" w:hAnsi="Wingdings" w:hint="default"/>
+        <w:sz w:val="20"/>
+      </w:rPr>
+    </w:lvl>
+    <w:lvl w:ilvl="7" w:tentative="1">
+      <w:start w:val="1"/>
+      <w:numFmt w:val="bullet"/>
+      <w:lvlText w:val=""/>
+      <w:lvlJc w:val="left"/>
+      <w:pPr>
+        <w:tabs>
+          <w:tab w:val="num" w:pos="5760"/>
+        </w:tabs>
+        <w:ind w:left="5760" w:hanging="360"/>
+      </w:pPr>
+      <w:rPr>
+        <w:rFonts w:ascii="Wingdings" w:hAnsi="Wingdings" w:hint="default"/>
+        <w:sz w:val="20"/>
+      </w:rPr>
+    </w:lvl>
+    <w:lvl w:ilvl="8" w:tentative="1">
+      <w:start w:val="1"/>
+      <w:numFmt w:val="bullet"/>
+      <w:lvlText w:val=""/>
+      <w:lvlJc w:val="left"/>
+      <w:pPr>
+        <w:tabs>
+          <w:tab w:val="num" w:pos="6480"/>
+        </w:tabs>
+        <w:ind w:left="6480" w:hanging="360"/>
+      </w:pPr>
+      <w:rPr>
+        <w:rFonts w:ascii="Wingdings" w:hAnsi="Wingdings" w:hint="default"/>
+        <w:sz w:val="20"/>
+      </w:rPr>
+    </w:lvl>
+  </w:abstractNum>
+  <w:abstractNum w:abstractNumId="17" w15:restartNumberingAfterBreak="0">
     <w:nsid w:val="274C4281"/>
     <w:multiLevelType w:val="multilevel"/>
     <w:tmpl w:val="100AC358"/>
@@ -35450,7 +37627,7 @@
       </w:rPr>
     </w:lvl>
   </w:abstractNum>
-  <w:abstractNum w:abstractNumId="15" w15:restartNumberingAfterBreak="0">
+  <w:abstractNum w:abstractNumId="18" w15:restartNumberingAfterBreak="0">
     <w:nsid w:val="2854550A"/>
     <w:multiLevelType w:val="multilevel"/>
     <w:tmpl w:val="35823882"/>
@@ -35599,7 +37776,7 @@
       </w:rPr>
     </w:lvl>
   </w:abstractNum>
-  <w:abstractNum w:abstractNumId="16" w15:restartNumberingAfterBreak="0">
+  <w:abstractNum w:abstractNumId="19" w15:restartNumberingAfterBreak="0">
     <w:nsid w:val="29431AE0"/>
     <w:multiLevelType w:val="multilevel"/>
     <w:tmpl w:val="70A28314"/>
@@ -35748,7 +37925,7 @@
       </w:rPr>
     </w:lvl>
   </w:abstractNum>
-  <w:abstractNum w:abstractNumId="17" w15:restartNumberingAfterBreak="0">
+  <w:abstractNum w:abstractNumId="20" w15:restartNumberingAfterBreak="0">
     <w:nsid w:val="29A42275"/>
     <w:multiLevelType w:val="multilevel"/>
     <w:tmpl w:val="28D26C92"/>
@@ -35897,7 +38074,7 @@
       </w:rPr>
     </w:lvl>
   </w:abstractNum>
-  <w:abstractNum w:abstractNumId="18" w15:restartNumberingAfterBreak="0">
+  <w:abstractNum w:abstractNumId="21" w15:restartNumberingAfterBreak="0">
     <w:nsid w:val="2A315FD8"/>
     <w:multiLevelType w:val="multilevel"/>
     <w:tmpl w:val="6D18BA1A"/>
@@ -36046,7 +38223,7 @@
       </w:rPr>
     </w:lvl>
   </w:abstractNum>
-  <w:abstractNum w:abstractNumId="19" w15:restartNumberingAfterBreak="0">
+  <w:abstractNum w:abstractNumId="22" w15:restartNumberingAfterBreak="0">
     <w:nsid w:val="2B010461"/>
     <w:multiLevelType w:val="multilevel"/>
     <w:tmpl w:val="33AEF13A"/>
@@ -36195,7 +38372,7 @@
       </w:rPr>
     </w:lvl>
   </w:abstractNum>
-  <w:abstractNum w:abstractNumId="20" w15:restartNumberingAfterBreak="0">
+  <w:abstractNum w:abstractNumId="23" w15:restartNumberingAfterBreak="0">
     <w:nsid w:val="34D5024D"/>
     <w:multiLevelType w:val="multilevel"/>
     <w:tmpl w:val="FA4E4E06"/>
@@ -36344,7 +38521,7 @@
       </w:rPr>
     </w:lvl>
   </w:abstractNum>
-  <w:abstractNum w:abstractNumId="21" w15:restartNumberingAfterBreak="0">
+  <w:abstractNum w:abstractNumId="24" w15:restartNumberingAfterBreak="0">
     <w:nsid w:val="358D13F2"/>
     <w:multiLevelType w:val="multilevel"/>
     <w:tmpl w:val="9F32C42C"/>
@@ -36493,7 +38670,7 @@
       </w:rPr>
     </w:lvl>
   </w:abstractNum>
-  <w:abstractNum w:abstractNumId="22" w15:restartNumberingAfterBreak="0">
+  <w:abstractNum w:abstractNumId="25" w15:restartNumberingAfterBreak="0">
     <w:nsid w:val="359D09B3"/>
     <w:multiLevelType w:val="multilevel"/>
     <w:tmpl w:val="90D8362E"/>
@@ -36642,7 +38819,7 @@
       </w:rPr>
     </w:lvl>
   </w:abstractNum>
-  <w:abstractNum w:abstractNumId="23" w15:restartNumberingAfterBreak="0">
+  <w:abstractNum w:abstractNumId="26" w15:restartNumberingAfterBreak="0">
     <w:nsid w:val="361A4B0B"/>
     <w:multiLevelType w:val="multilevel"/>
     <w:tmpl w:val="5AF4CAB2"/>
@@ -36791,7 +38968,7 @@
       </w:rPr>
     </w:lvl>
   </w:abstractNum>
-  <w:abstractNum w:abstractNumId="24" w15:restartNumberingAfterBreak="0">
+  <w:abstractNum w:abstractNumId="27" w15:restartNumberingAfterBreak="0">
     <w:nsid w:val="365A64F4"/>
     <w:multiLevelType w:val="multilevel"/>
     <w:tmpl w:val="6A70D16C"/>
@@ -36940,7 +39117,7 @@
       </w:rPr>
     </w:lvl>
   </w:abstractNum>
-  <w:abstractNum w:abstractNumId="25" w15:restartNumberingAfterBreak="0">
+  <w:abstractNum w:abstractNumId="28" w15:restartNumberingAfterBreak="0">
     <w:nsid w:val="369C3FBC"/>
     <w:multiLevelType w:val="multilevel"/>
     <w:tmpl w:val="817CDD72"/>
@@ -37057,7 +39234,7 @@
       </w:pPr>
     </w:lvl>
   </w:abstractNum>
-  <w:abstractNum w:abstractNumId="26" w15:restartNumberingAfterBreak="0">
+  <w:abstractNum w:abstractNumId="29" w15:restartNumberingAfterBreak="0">
     <w:nsid w:val="379338D2"/>
     <w:multiLevelType w:val="multilevel"/>
     <w:tmpl w:val="28DCE170"/>
@@ -37206,7 +39383,7 @@
       </w:rPr>
     </w:lvl>
   </w:abstractNum>
-  <w:abstractNum w:abstractNumId="27" w15:restartNumberingAfterBreak="0">
+  <w:abstractNum w:abstractNumId="30" w15:restartNumberingAfterBreak="0">
     <w:nsid w:val="3897416E"/>
     <w:multiLevelType w:val="multilevel"/>
     <w:tmpl w:val="BFFCAA1A"/>
@@ -37355,7 +39532,7 @@
       </w:rPr>
     </w:lvl>
   </w:abstractNum>
-  <w:abstractNum w:abstractNumId="28" w15:restartNumberingAfterBreak="0">
+  <w:abstractNum w:abstractNumId="31" w15:restartNumberingAfterBreak="0">
     <w:nsid w:val="3B6378C4"/>
     <w:multiLevelType w:val="multilevel"/>
     <w:tmpl w:val="B1AE0BBE"/>
@@ -37504,7 +39681,7 @@
       </w:rPr>
     </w:lvl>
   </w:abstractNum>
-  <w:abstractNum w:abstractNumId="29" w15:restartNumberingAfterBreak="0">
+  <w:abstractNum w:abstractNumId="32" w15:restartNumberingAfterBreak="0">
     <w:nsid w:val="3E0E5E6B"/>
     <w:multiLevelType w:val="multilevel"/>
     <w:tmpl w:val="DAEC4026"/>
@@ -37653,7 +39830,7 @@
       </w:rPr>
     </w:lvl>
   </w:abstractNum>
-  <w:abstractNum w:abstractNumId="30" w15:restartNumberingAfterBreak="0">
+  <w:abstractNum w:abstractNumId="33" w15:restartNumberingAfterBreak="0">
     <w:nsid w:val="3E243A57"/>
     <w:multiLevelType w:val="multilevel"/>
     <w:tmpl w:val="B2086C44"/>
@@ -37802,7 +39979,7 @@
       </w:rPr>
     </w:lvl>
   </w:abstractNum>
-  <w:abstractNum w:abstractNumId="31" w15:restartNumberingAfterBreak="0">
+  <w:abstractNum w:abstractNumId="34" w15:restartNumberingAfterBreak="0">
     <w:nsid w:val="420A3832"/>
     <w:multiLevelType w:val="multilevel"/>
     <w:tmpl w:val="0598DB9E"/>
@@ -37951,7 +40128,7 @@
       </w:rPr>
     </w:lvl>
   </w:abstractNum>
-  <w:abstractNum w:abstractNumId="32" w15:restartNumberingAfterBreak="0">
+  <w:abstractNum w:abstractNumId="35" w15:restartNumberingAfterBreak="0">
     <w:nsid w:val="42587979"/>
     <w:multiLevelType w:val="multilevel"/>
     <w:tmpl w:val="BD028790"/>
@@ -38100,7 +40277,7 @@
       </w:rPr>
     </w:lvl>
   </w:abstractNum>
-  <w:abstractNum w:abstractNumId="33" w15:restartNumberingAfterBreak="0">
+  <w:abstractNum w:abstractNumId="36" w15:restartNumberingAfterBreak="0">
     <w:nsid w:val="43514233"/>
     <w:multiLevelType w:val="multilevel"/>
     <w:tmpl w:val="E656FBD6"/>
@@ -38249,7 +40426,7 @@
       </w:rPr>
     </w:lvl>
   </w:abstractNum>
-  <w:abstractNum w:abstractNumId="34" w15:restartNumberingAfterBreak="0">
+  <w:abstractNum w:abstractNumId="37" w15:restartNumberingAfterBreak="0">
     <w:nsid w:val="4731542F"/>
     <w:multiLevelType w:val="multilevel"/>
     <w:tmpl w:val="9A180F90"/>
@@ -38398,7 +40575,7 @@
       </w:rPr>
     </w:lvl>
   </w:abstractNum>
-  <w:abstractNum w:abstractNumId="35" w15:restartNumberingAfterBreak="0">
+  <w:abstractNum w:abstractNumId="38" w15:restartNumberingAfterBreak="0">
     <w:nsid w:val="4B065958"/>
     <w:multiLevelType w:val="multilevel"/>
     <w:tmpl w:val="A66AAA92"/>
@@ -38547,7 +40724,7 @@
       </w:rPr>
     </w:lvl>
   </w:abstractNum>
-  <w:abstractNum w:abstractNumId="36" w15:restartNumberingAfterBreak="0">
+  <w:abstractNum w:abstractNumId="39" w15:restartNumberingAfterBreak="0">
     <w:nsid w:val="4B775C15"/>
     <w:multiLevelType w:val="multilevel"/>
     <w:tmpl w:val="CD64101C"/>
@@ -38696,7 +40873,7 @@
       </w:rPr>
     </w:lvl>
   </w:abstractNum>
-  <w:abstractNum w:abstractNumId="37" w15:restartNumberingAfterBreak="0">
+  <w:abstractNum w:abstractNumId="40" w15:restartNumberingAfterBreak="0">
     <w:nsid w:val="4BC87BFD"/>
     <w:multiLevelType w:val="multilevel"/>
     <w:tmpl w:val="B4407A68"/>
@@ -38845,7 +41022,7 @@
       </w:rPr>
     </w:lvl>
   </w:abstractNum>
-  <w:abstractNum w:abstractNumId="38" w15:restartNumberingAfterBreak="0">
+  <w:abstractNum w:abstractNumId="41" w15:restartNumberingAfterBreak="0">
     <w:nsid w:val="4E683070"/>
     <w:multiLevelType w:val="multilevel"/>
     <w:tmpl w:val="D794DB46"/>
@@ -38994,7 +41171,7 @@
       </w:rPr>
     </w:lvl>
   </w:abstractNum>
-  <w:abstractNum w:abstractNumId="39" w15:restartNumberingAfterBreak="0">
+  <w:abstractNum w:abstractNumId="42" w15:restartNumberingAfterBreak="0">
     <w:nsid w:val="4EE97CF5"/>
     <w:multiLevelType w:val="multilevel"/>
     <w:tmpl w:val="36D4AC74"/>
@@ -39143,7 +41320,7 @@
       </w:rPr>
     </w:lvl>
   </w:abstractNum>
-  <w:abstractNum w:abstractNumId="40" w15:restartNumberingAfterBreak="0">
+  <w:abstractNum w:abstractNumId="43" w15:restartNumberingAfterBreak="0">
     <w:nsid w:val="51126686"/>
     <w:multiLevelType w:val="multilevel"/>
     <w:tmpl w:val="E3BA00C8"/>
@@ -39292,7 +41469,7 @@
       </w:rPr>
     </w:lvl>
   </w:abstractNum>
-  <w:abstractNum w:abstractNumId="41" w15:restartNumberingAfterBreak="0">
+  <w:abstractNum w:abstractNumId="44" w15:restartNumberingAfterBreak="0">
     <w:nsid w:val="514C18A6"/>
     <w:multiLevelType w:val="multilevel"/>
     <w:tmpl w:val="B6C0686C"/>
@@ -39441,7 +41618,7 @@
       </w:rPr>
     </w:lvl>
   </w:abstractNum>
-  <w:abstractNum w:abstractNumId="42" w15:restartNumberingAfterBreak="0">
+  <w:abstractNum w:abstractNumId="45" w15:restartNumberingAfterBreak="0">
     <w:nsid w:val="57290407"/>
     <w:multiLevelType w:val="multilevel"/>
     <w:tmpl w:val="43EE906E"/>
@@ -39554,7 +41731,156 @@
       </w:pPr>
     </w:lvl>
   </w:abstractNum>
-  <w:abstractNum w:abstractNumId="43" w15:restartNumberingAfterBreak="0">
+  <w:abstractNum w:abstractNumId="46" w15:restartNumberingAfterBreak="0">
+    <w:nsid w:val="578965B7"/>
+    <w:multiLevelType w:val="multilevel"/>
+    <w:tmpl w:val="C5E2E786"/>
+    <w:lvl w:ilvl="0">
+      <w:start w:val="1"/>
+      <w:numFmt w:val="bullet"/>
+      <w:lvlText w:val=""/>
+      <w:lvlJc w:val="left"/>
+      <w:pPr>
+        <w:tabs>
+          <w:tab w:val="num" w:pos="720"/>
+        </w:tabs>
+        <w:ind w:left="720" w:hanging="360"/>
+      </w:pPr>
+      <w:rPr>
+        <w:rFonts w:ascii="Symbol" w:hAnsi="Symbol" w:hint="default"/>
+        <w:sz w:val="20"/>
+      </w:rPr>
+    </w:lvl>
+    <w:lvl w:ilvl="1" w:tentative="1">
+      <w:start w:val="1"/>
+      <w:numFmt w:val="bullet"/>
+      <w:lvlText w:val="o"/>
+      <w:lvlJc w:val="left"/>
+      <w:pPr>
+        <w:tabs>
+          <w:tab w:val="num" w:pos="1440"/>
+        </w:tabs>
+        <w:ind w:left="1440" w:hanging="360"/>
+      </w:pPr>
+      <w:rPr>
+        <w:rFonts w:ascii="Courier New" w:hAnsi="Courier New" w:hint="default"/>
+        <w:sz w:val="20"/>
+      </w:rPr>
+    </w:lvl>
+    <w:lvl w:ilvl="2" w:tentative="1">
+      <w:start w:val="1"/>
+      <w:numFmt w:val="bullet"/>
+      <w:lvlText w:val=""/>
+      <w:lvlJc w:val="left"/>
+      <w:pPr>
+        <w:tabs>
+          <w:tab w:val="num" w:pos="2160"/>
+        </w:tabs>
+        <w:ind w:left="2160" w:hanging="360"/>
+      </w:pPr>
+      <w:rPr>
+        <w:rFonts w:ascii="Wingdings" w:hAnsi="Wingdings" w:hint="default"/>
+        <w:sz w:val="20"/>
+      </w:rPr>
+    </w:lvl>
+    <w:lvl w:ilvl="3" w:tentative="1">
+      <w:start w:val="1"/>
+      <w:numFmt w:val="bullet"/>
+      <w:lvlText w:val=""/>
+      <w:lvlJc w:val="left"/>
+      <w:pPr>
+        <w:tabs>
+          <w:tab w:val="num" w:pos="2880"/>
+        </w:tabs>
+        <w:ind w:left="2880" w:hanging="360"/>
+      </w:pPr>
+      <w:rPr>
+        <w:rFonts w:ascii="Wingdings" w:hAnsi="Wingdings" w:hint="default"/>
+        <w:sz w:val="20"/>
+      </w:rPr>
+    </w:lvl>
+    <w:lvl w:ilvl="4" w:tentative="1">
+      <w:start w:val="1"/>
+      <w:numFmt w:val="bullet"/>
+      <w:lvlText w:val=""/>
+      <w:lvlJc w:val="left"/>
+      <w:pPr>
+        <w:tabs>
+          <w:tab w:val="num" w:pos="3600"/>
+        </w:tabs>
+        <w:ind w:left="3600" w:hanging="360"/>
+      </w:pPr>
+      <w:rPr>
+        <w:rFonts w:ascii="Wingdings" w:hAnsi="Wingdings" w:hint="default"/>
+        <w:sz w:val="20"/>
+      </w:rPr>
+    </w:lvl>
+    <w:lvl w:ilvl="5" w:tentative="1">
+      <w:start w:val="1"/>
+      <w:numFmt w:val="bullet"/>
+      <w:lvlText w:val=""/>
+      <w:lvlJc w:val="left"/>
+      <w:pPr>
+        <w:tabs>
+          <w:tab w:val="num" w:pos="4320"/>
+        </w:tabs>
+        <w:ind w:left="4320" w:hanging="360"/>
+      </w:pPr>
+      <w:rPr>
+        <w:rFonts w:ascii="Wingdings" w:hAnsi="Wingdings" w:hint="default"/>
+        <w:sz w:val="20"/>
+      </w:rPr>
+    </w:lvl>
+    <w:lvl w:ilvl="6" w:tentative="1">
+      <w:start w:val="1"/>
+      <w:numFmt w:val="bullet"/>
+      <w:lvlText w:val=""/>
+      <w:lvlJc w:val="left"/>
+      <w:pPr>
+        <w:tabs>
+          <w:tab w:val="num" w:pos="5040"/>
+        </w:tabs>
+        <w:ind w:left="5040" w:hanging="360"/>
+      </w:pPr>
+      <w:rPr>
+        <w:rFonts w:ascii="Wingdings" w:hAnsi="Wingdings" w:hint="default"/>
+        <w:sz w:val="20"/>
+      </w:rPr>
+    </w:lvl>
+    <w:lvl w:ilvl="7" w:tentative="1">
+      <w:start w:val="1"/>
+      <w:numFmt w:val="bullet"/>
+      <w:lvlText w:val=""/>
+      <w:lvlJc w:val="left"/>
+      <w:pPr>
+        <w:tabs>
+          <w:tab w:val="num" w:pos="5760"/>
+        </w:tabs>
+        <w:ind w:left="5760" w:hanging="360"/>
+      </w:pPr>
+      <w:rPr>
+        <w:rFonts w:ascii="Wingdings" w:hAnsi="Wingdings" w:hint="default"/>
+        <w:sz w:val="20"/>
+      </w:rPr>
+    </w:lvl>
+    <w:lvl w:ilvl="8" w:tentative="1">
+      <w:start w:val="1"/>
+      <w:numFmt w:val="bullet"/>
+      <w:lvlText w:val=""/>
+      <w:lvlJc w:val="left"/>
+      <w:pPr>
+        <w:tabs>
+          <w:tab w:val="num" w:pos="6480"/>
+        </w:tabs>
+        <w:ind w:left="6480" w:hanging="360"/>
+      </w:pPr>
+      <w:rPr>
+        <w:rFonts w:ascii="Wingdings" w:hAnsi="Wingdings" w:hint="default"/>
+        <w:sz w:val="20"/>
+      </w:rPr>
+    </w:lvl>
+  </w:abstractNum>
+  <w:abstractNum w:abstractNumId="47" w15:restartNumberingAfterBreak="0">
     <w:nsid w:val="59421442"/>
     <w:multiLevelType w:val="multilevel"/>
     <w:tmpl w:val="941C6FD4"/>
@@ -39703,7 +42029,120 @@
       </w:rPr>
     </w:lvl>
   </w:abstractNum>
-  <w:abstractNum w:abstractNumId="44" w15:restartNumberingAfterBreak="0">
+  <w:abstractNum w:abstractNumId="48" w15:restartNumberingAfterBreak="0">
+    <w:nsid w:val="5A0F336B"/>
+    <w:multiLevelType w:val="multilevel"/>
+    <w:tmpl w:val="8F94C7D8"/>
+    <w:lvl w:ilvl="0">
+      <w:start w:val="1"/>
+      <w:numFmt w:val="decimal"/>
+      <w:lvlText w:val="%1."/>
+      <w:lvlJc w:val="left"/>
+      <w:pPr>
+        <w:tabs>
+          <w:tab w:val="num" w:pos="720"/>
+        </w:tabs>
+        <w:ind w:left="720" w:hanging="360"/>
+      </w:pPr>
+    </w:lvl>
+    <w:lvl w:ilvl="1" w:tentative="1">
+      <w:start w:val="1"/>
+      <w:numFmt w:val="decimal"/>
+      <w:lvlText w:val="%2."/>
+      <w:lvlJc w:val="left"/>
+      <w:pPr>
+        <w:tabs>
+          <w:tab w:val="num" w:pos="1440"/>
+        </w:tabs>
+        <w:ind w:left="1440" w:hanging="360"/>
+      </w:pPr>
+    </w:lvl>
+    <w:lvl w:ilvl="2" w:tentative="1">
+      <w:start w:val="1"/>
+      <w:numFmt w:val="decimal"/>
+      <w:lvlText w:val="%3."/>
+      <w:lvlJc w:val="left"/>
+      <w:pPr>
+        <w:tabs>
+          <w:tab w:val="num" w:pos="2160"/>
+        </w:tabs>
+        <w:ind w:left="2160" w:hanging="360"/>
+      </w:pPr>
+    </w:lvl>
+    <w:lvl w:ilvl="3" w:tentative="1">
+      <w:start w:val="1"/>
+      <w:numFmt w:val="decimal"/>
+      <w:lvlText w:val="%4."/>
+      <w:lvlJc w:val="left"/>
+      <w:pPr>
+        <w:tabs>
+          <w:tab w:val="num" w:pos="2880"/>
+        </w:tabs>
+        <w:ind w:left="2880" w:hanging="360"/>
+      </w:pPr>
+    </w:lvl>
+    <w:lvl w:ilvl="4" w:tentative="1">
+      <w:start w:val="1"/>
+      <w:numFmt w:val="decimal"/>
+      <w:lvlText w:val="%5."/>
+      <w:lvlJc w:val="left"/>
+      <w:pPr>
+        <w:tabs>
+          <w:tab w:val="num" w:pos="3600"/>
+        </w:tabs>
+        <w:ind w:left="3600" w:hanging="360"/>
+      </w:pPr>
+    </w:lvl>
+    <w:lvl w:ilvl="5" w:tentative="1">
+      <w:start w:val="1"/>
+      <w:numFmt w:val="decimal"/>
+      <w:lvlText w:val="%6."/>
+      <w:lvlJc w:val="left"/>
+      <w:pPr>
+        <w:tabs>
+          <w:tab w:val="num" w:pos="4320"/>
+        </w:tabs>
+        <w:ind w:left="4320" w:hanging="360"/>
+      </w:pPr>
+    </w:lvl>
+    <w:lvl w:ilvl="6" w:tentative="1">
+      <w:start w:val="1"/>
+      <w:numFmt w:val="decimal"/>
+      <w:lvlText w:val="%7."/>
+      <w:lvlJc w:val="left"/>
+      <w:pPr>
+        <w:tabs>
+          <w:tab w:val="num" w:pos="5040"/>
+        </w:tabs>
+        <w:ind w:left="5040" w:hanging="360"/>
+      </w:pPr>
+    </w:lvl>
+    <w:lvl w:ilvl="7" w:tentative="1">
+      <w:start w:val="1"/>
+      <w:numFmt w:val="decimal"/>
+      <w:lvlText w:val="%8."/>
+      <w:lvlJc w:val="left"/>
+      <w:pPr>
+        <w:tabs>
+          <w:tab w:val="num" w:pos="5760"/>
+        </w:tabs>
+        <w:ind w:left="5760" w:hanging="360"/>
+      </w:pPr>
+    </w:lvl>
+    <w:lvl w:ilvl="8" w:tentative="1">
+      <w:start w:val="1"/>
+      <w:numFmt w:val="decimal"/>
+      <w:lvlText w:val="%9."/>
+      <w:lvlJc w:val="left"/>
+      <w:pPr>
+        <w:tabs>
+          <w:tab w:val="num" w:pos="6480"/>
+        </w:tabs>
+        <w:ind w:left="6480" w:hanging="360"/>
+      </w:pPr>
+    </w:lvl>
+  </w:abstractNum>
+  <w:abstractNum w:abstractNumId="49" w15:restartNumberingAfterBreak="0">
     <w:nsid w:val="5A99790E"/>
     <w:multiLevelType w:val="multilevel"/>
     <w:tmpl w:val="DB12FE4C"/>
@@ -39852,7 +42291,7 @@
       </w:rPr>
     </w:lvl>
   </w:abstractNum>
-  <w:abstractNum w:abstractNumId="45" w15:restartNumberingAfterBreak="0">
+  <w:abstractNum w:abstractNumId="50" w15:restartNumberingAfterBreak="0">
     <w:nsid w:val="5B9D625F"/>
     <w:multiLevelType w:val="multilevel"/>
     <w:tmpl w:val="22DA8B90"/>
@@ -40001,7 +42440,7 @@
       </w:rPr>
     </w:lvl>
   </w:abstractNum>
-  <w:abstractNum w:abstractNumId="46" w15:restartNumberingAfterBreak="0">
+  <w:abstractNum w:abstractNumId="51" w15:restartNumberingAfterBreak="0">
     <w:nsid w:val="5F296115"/>
     <w:multiLevelType w:val="multilevel"/>
     <w:tmpl w:val="500AF7E8"/>
@@ -40150,7 +42589,7 @@
       </w:rPr>
     </w:lvl>
   </w:abstractNum>
-  <w:abstractNum w:abstractNumId="47" w15:restartNumberingAfterBreak="0">
+  <w:abstractNum w:abstractNumId="52" w15:restartNumberingAfterBreak="0">
     <w:nsid w:val="5FDA7F9E"/>
     <w:multiLevelType w:val="multilevel"/>
     <w:tmpl w:val="42FC4DFC"/>
@@ -40299,7 +42738,7 @@
       </w:rPr>
     </w:lvl>
   </w:abstractNum>
-  <w:abstractNum w:abstractNumId="48" w15:restartNumberingAfterBreak="0">
+  <w:abstractNum w:abstractNumId="53" w15:restartNumberingAfterBreak="0">
     <w:nsid w:val="60962B33"/>
     <w:multiLevelType w:val="multilevel"/>
     <w:tmpl w:val="1F8A742C"/>
@@ -40448,7 +42887,7 @@
       </w:rPr>
     </w:lvl>
   </w:abstractNum>
-  <w:abstractNum w:abstractNumId="49" w15:restartNumberingAfterBreak="0">
+  <w:abstractNum w:abstractNumId="54" w15:restartNumberingAfterBreak="0">
     <w:nsid w:val="60A42DB4"/>
     <w:multiLevelType w:val="multilevel"/>
     <w:tmpl w:val="16D0970C"/>
@@ -40597,7 +43036,7 @@
       </w:rPr>
     </w:lvl>
   </w:abstractNum>
-  <w:abstractNum w:abstractNumId="50" w15:restartNumberingAfterBreak="0">
+  <w:abstractNum w:abstractNumId="55" w15:restartNumberingAfterBreak="0">
     <w:nsid w:val="61A828FD"/>
     <w:multiLevelType w:val="multilevel"/>
     <w:tmpl w:val="5FACC810"/>
@@ -40746,7 +43185,7 @@
       </w:rPr>
     </w:lvl>
   </w:abstractNum>
-  <w:abstractNum w:abstractNumId="51" w15:restartNumberingAfterBreak="0">
+  <w:abstractNum w:abstractNumId="56" w15:restartNumberingAfterBreak="0">
     <w:nsid w:val="61D73CC0"/>
     <w:multiLevelType w:val="multilevel"/>
     <w:tmpl w:val="9C9C7DAE"/>
@@ -40895,7 +43334,7 @@
       </w:rPr>
     </w:lvl>
   </w:abstractNum>
-  <w:abstractNum w:abstractNumId="52" w15:restartNumberingAfterBreak="0">
+  <w:abstractNum w:abstractNumId="57" w15:restartNumberingAfterBreak="0">
     <w:nsid w:val="62F34F73"/>
     <w:multiLevelType w:val="multilevel"/>
     <w:tmpl w:val="4F52580C"/>
@@ -41044,7 +43483,7 @@
       </w:rPr>
     </w:lvl>
   </w:abstractNum>
-  <w:abstractNum w:abstractNumId="53" w15:restartNumberingAfterBreak="0">
+  <w:abstractNum w:abstractNumId="58" w15:restartNumberingAfterBreak="0">
     <w:nsid w:val="641D7132"/>
     <w:multiLevelType w:val="multilevel"/>
     <w:tmpl w:val="A6D497EA"/>
@@ -41193,7 +43632,7 @@
       </w:rPr>
     </w:lvl>
   </w:abstractNum>
-  <w:abstractNum w:abstractNumId="54" w15:restartNumberingAfterBreak="0">
+  <w:abstractNum w:abstractNumId="59" w15:restartNumberingAfterBreak="0">
     <w:nsid w:val="64875C87"/>
     <w:multiLevelType w:val="multilevel"/>
     <w:tmpl w:val="C226D03C"/>
@@ -41342,7 +43781,7 @@
       </w:rPr>
     </w:lvl>
   </w:abstractNum>
-  <w:abstractNum w:abstractNumId="55" w15:restartNumberingAfterBreak="0">
+  <w:abstractNum w:abstractNumId="60" w15:restartNumberingAfterBreak="0">
     <w:nsid w:val="6DDF599C"/>
     <w:multiLevelType w:val="multilevel"/>
     <w:tmpl w:val="F0965C7C"/>
@@ -41491,7 +43930,7 @@
       </w:rPr>
     </w:lvl>
   </w:abstractNum>
-  <w:abstractNum w:abstractNumId="56" w15:restartNumberingAfterBreak="0">
+  <w:abstractNum w:abstractNumId="61" w15:restartNumberingAfterBreak="0">
     <w:nsid w:val="6FAE3617"/>
     <w:multiLevelType w:val="multilevel"/>
     <w:tmpl w:val="EAD2F7E0"/>
@@ -41640,7 +44079,7 @@
       </w:rPr>
     </w:lvl>
   </w:abstractNum>
-  <w:abstractNum w:abstractNumId="57" w15:restartNumberingAfterBreak="0">
+  <w:abstractNum w:abstractNumId="62" w15:restartNumberingAfterBreak="0">
     <w:nsid w:val="6FDD4F76"/>
     <w:multiLevelType w:val="multilevel"/>
     <w:tmpl w:val="39D27A10"/>
@@ -41789,7 +44228,7 @@
       </w:rPr>
     </w:lvl>
   </w:abstractNum>
-  <w:abstractNum w:abstractNumId="58" w15:restartNumberingAfterBreak="0">
+  <w:abstractNum w:abstractNumId="63" w15:restartNumberingAfterBreak="0">
     <w:nsid w:val="701F2BE1"/>
     <w:multiLevelType w:val="multilevel"/>
     <w:tmpl w:val="24B23F50"/>
@@ -41938,7 +44377,7 @@
       </w:rPr>
     </w:lvl>
   </w:abstractNum>
-  <w:abstractNum w:abstractNumId="59" w15:restartNumberingAfterBreak="0">
+  <w:abstractNum w:abstractNumId="64" w15:restartNumberingAfterBreak="0">
     <w:nsid w:val="705B2DD6"/>
     <w:multiLevelType w:val="multilevel"/>
     <w:tmpl w:val="2D36E772"/>
@@ -42087,7 +44526,7 @@
       </w:rPr>
     </w:lvl>
   </w:abstractNum>
-  <w:abstractNum w:abstractNumId="60" w15:restartNumberingAfterBreak="0">
+  <w:abstractNum w:abstractNumId="65" w15:restartNumberingAfterBreak="0">
     <w:nsid w:val="70E30226"/>
     <w:multiLevelType w:val="multilevel"/>
     <w:tmpl w:val="41889234"/>
@@ -42236,7 +44675,7 @@
       </w:rPr>
     </w:lvl>
   </w:abstractNum>
-  <w:abstractNum w:abstractNumId="61" w15:restartNumberingAfterBreak="0">
+  <w:abstractNum w:abstractNumId="66" w15:restartNumberingAfterBreak="0">
     <w:nsid w:val="71F52186"/>
     <w:multiLevelType w:val="multilevel"/>
     <w:tmpl w:val="7AF0E4D6"/>
@@ -42385,7 +44824,156 @@
       </w:rPr>
     </w:lvl>
   </w:abstractNum>
-  <w:abstractNum w:abstractNumId="62" w15:restartNumberingAfterBreak="0">
+  <w:abstractNum w:abstractNumId="67" w15:restartNumberingAfterBreak="0">
+    <w:nsid w:val="728F224C"/>
+    <w:multiLevelType w:val="multilevel"/>
+    <w:tmpl w:val="E90ACE72"/>
+    <w:lvl w:ilvl="0">
+      <w:start w:val="1"/>
+      <w:numFmt w:val="bullet"/>
+      <w:lvlText w:val=""/>
+      <w:lvlJc w:val="left"/>
+      <w:pPr>
+        <w:tabs>
+          <w:tab w:val="num" w:pos="720"/>
+        </w:tabs>
+        <w:ind w:left="720" w:hanging="360"/>
+      </w:pPr>
+      <w:rPr>
+        <w:rFonts w:ascii="Symbol" w:hAnsi="Symbol" w:hint="default"/>
+        <w:sz w:val="20"/>
+      </w:rPr>
+    </w:lvl>
+    <w:lvl w:ilvl="1" w:tentative="1">
+      <w:start w:val="1"/>
+      <w:numFmt w:val="bullet"/>
+      <w:lvlText w:val="o"/>
+      <w:lvlJc w:val="left"/>
+      <w:pPr>
+        <w:tabs>
+          <w:tab w:val="num" w:pos="1440"/>
+        </w:tabs>
+        <w:ind w:left="1440" w:hanging="360"/>
+      </w:pPr>
+      <w:rPr>
+        <w:rFonts w:ascii="Courier New" w:hAnsi="Courier New" w:hint="default"/>
+        <w:sz w:val="20"/>
+      </w:rPr>
+    </w:lvl>
+    <w:lvl w:ilvl="2" w:tentative="1">
+      <w:start w:val="1"/>
+      <w:numFmt w:val="bullet"/>
+      <w:lvlText w:val=""/>
+      <w:lvlJc w:val="left"/>
+      <w:pPr>
+        <w:tabs>
+          <w:tab w:val="num" w:pos="2160"/>
+        </w:tabs>
+        <w:ind w:left="2160" w:hanging="360"/>
+      </w:pPr>
+      <w:rPr>
+        <w:rFonts w:ascii="Wingdings" w:hAnsi="Wingdings" w:hint="default"/>
+        <w:sz w:val="20"/>
+      </w:rPr>
+    </w:lvl>
+    <w:lvl w:ilvl="3" w:tentative="1">
+      <w:start w:val="1"/>
+      <w:numFmt w:val="bullet"/>
+      <w:lvlText w:val=""/>
+      <w:lvlJc w:val="left"/>
+      <w:pPr>
+        <w:tabs>
+          <w:tab w:val="num" w:pos="2880"/>
+        </w:tabs>
+        <w:ind w:left="2880" w:hanging="360"/>
+      </w:pPr>
+      <w:rPr>
+        <w:rFonts w:ascii="Wingdings" w:hAnsi="Wingdings" w:hint="default"/>
+        <w:sz w:val="20"/>
+      </w:rPr>
+    </w:lvl>
+    <w:lvl w:ilvl="4" w:tentative="1">
+      <w:start w:val="1"/>
+      <w:numFmt w:val="bullet"/>
+      <w:lvlText w:val=""/>
+      <w:lvlJc w:val="left"/>
+      <w:pPr>
+        <w:tabs>
+          <w:tab w:val="num" w:pos="3600"/>
+        </w:tabs>
+        <w:ind w:left="3600" w:hanging="360"/>
+      </w:pPr>
+      <w:rPr>
+        <w:rFonts w:ascii="Wingdings" w:hAnsi="Wingdings" w:hint="default"/>
+        <w:sz w:val="20"/>
+      </w:rPr>
+    </w:lvl>
+    <w:lvl w:ilvl="5" w:tentative="1">
+      <w:start w:val="1"/>
+      <w:numFmt w:val="bullet"/>
+      <w:lvlText w:val=""/>
+      <w:lvlJc w:val="left"/>
+      <w:pPr>
+        <w:tabs>
+          <w:tab w:val="num" w:pos="4320"/>
+        </w:tabs>
+        <w:ind w:left="4320" w:hanging="360"/>
+      </w:pPr>
+      <w:rPr>
+        <w:rFonts w:ascii="Wingdings" w:hAnsi="Wingdings" w:hint="default"/>
+        <w:sz w:val="20"/>
+      </w:rPr>
+    </w:lvl>
+    <w:lvl w:ilvl="6" w:tentative="1">
+      <w:start w:val="1"/>
+      <w:numFmt w:val="bullet"/>
+      <w:lvlText w:val=""/>
+      <w:lvlJc w:val="left"/>
+      <w:pPr>
+        <w:tabs>
+          <w:tab w:val="num" w:pos="5040"/>
+        </w:tabs>
+        <w:ind w:left="5040" w:hanging="360"/>
+      </w:pPr>
+      <w:rPr>
+        <w:rFonts w:ascii="Wingdings" w:hAnsi="Wingdings" w:hint="default"/>
+        <w:sz w:val="20"/>
+      </w:rPr>
+    </w:lvl>
+    <w:lvl w:ilvl="7" w:tentative="1">
+      <w:start w:val="1"/>
+      <w:numFmt w:val="bullet"/>
+      <w:lvlText w:val=""/>
+      <w:lvlJc w:val="left"/>
+      <w:pPr>
+        <w:tabs>
+          <w:tab w:val="num" w:pos="5760"/>
+        </w:tabs>
+        <w:ind w:left="5760" w:hanging="360"/>
+      </w:pPr>
+      <w:rPr>
+        <w:rFonts w:ascii="Wingdings" w:hAnsi="Wingdings" w:hint="default"/>
+        <w:sz w:val="20"/>
+      </w:rPr>
+    </w:lvl>
+    <w:lvl w:ilvl="8" w:tentative="1">
+      <w:start w:val="1"/>
+      <w:numFmt w:val="bullet"/>
+      <w:lvlText w:val=""/>
+      <w:lvlJc w:val="left"/>
+      <w:pPr>
+        <w:tabs>
+          <w:tab w:val="num" w:pos="6480"/>
+        </w:tabs>
+        <w:ind w:left="6480" w:hanging="360"/>
+      </w:pPr>
+      <w:rPr>
+        <w:rFonts w:ascii="Wingdings" w:hAnsi="Wingdings" w:hint="default"/>
+        <w:sz w:val="20"/>
+      </w:rPr>
+    </w:lvl>
+  </w:abstractNum>
+  <w:abstractNum w:abstractNumId="68" w15:restartNumberingAfterBreak="0">
     <w:nsid w:val="72FA3593"/>
     <w:multiLevelType w:val="multilevel"/>
     <w:tmpl w:val="1E561BA4"/>
@@ -42534,7 +45122,7 @@
       </w:rPr>
     </w:lvl>
   </w:abstractNum>
-  <w:abstractNum w:abstractNumId="63" w15:restartNumberingAfterBreak="0">
+  <w:abstractNum w:abstractNumId="69" w15:restartNumberingAfterBreak="0">
     <w:nsid w:val="734152B2"/>
     <w:multiLevelType w:val="multilevel"/>
     <w:tmpl w:val="5F328CDE"/>
@@ -42683,7 +45271,7 @@
       </w:rPr>
     </w:lvl>
   </w:abstractNum>
-  <w:abstractNum w:abstractNumId="64" w15:restartNumberingAfterBreak="0">
+  <w:abstractNum w:abstractNumId="70" w15:restartNumberingAfterBreak="0">
     <w:nsid w:val="745E09AB"/>
     <w:multiLevelType w:val="multilevel"/>
     <w:tmpl w:val="318AD2C8"/>
@@ -42832,7 +45420,7 @@
       </w:rPr>
     </w:lvl>
   </w:abstractNum>
-  <w:abstractNum w:abstractNumId="65" w15:restartNumberingAfterBreak="0">
+  <w:abstractNum w:abstractNumId="71" w15:restartNumberingAfterBreak="0">
     <w:nsid w:val="750D48E4"/>
     <w:multiLevelType w:val="multilevel"/>
     <w:tmpl w:val="413ACEC0"/>
@@ -42981,7 +45569,7 @@
       </w:rPr>
     </w:lvl>
   </w:abstractNum>
-  <w:abstractNum w:abstractNumId="66" w15:restartNumberingAfterBreak="0">
+  <w:abstractNum w:abstractNumId="72" w15:restartNumberingAfterBreak="0">
     <w:nsid w:val="780772D9"/>
     <w:multiLevelType w:val="multilevel"/>
     <w:tmpl w:val="9752BA50"/>
@@ -43130,7 +45718,7 @@
       </w:rPr>
     </w:lvl>
   </w:abstractNum>
-  <w:abstractNum w:abstractNumId="67" w15:restartNumberingAfterBreak="0">
+  <w:abstractNum w:abstractNumId="73" w15:restartNumberingAfterBreak="0">
     <w:nsid w:val="78534948"/>
     <w:multiLevelType w:val="multilevel"/>
     <w:tmpl w:val="4B043A22"/>
@@ -43279,7 +45867,7 @@
       </w:rPr>
     </w:lvl>
   </w:abstractNum>
-  <w:abstractNum w:abstractNumId="68" w15:restartNumberingAfterBreak="0">
+  <w:abstractNum w:abstractNumId="74" w15:restartNumberingAfterBreak="0">
     <w:nsid w:val="79BD10E4"/>
     <w:multiLevelType w:val="multilevel"/>
     <w:tmpl w:val="58AC422C"/>
@@ -43428,7 +46016,7 @@
       </w:rPr>
     </w:lvl>
   </w:abstractNum>
-  <w:abstractNum w:abstractNumId="69" w15:restartNumberingAfterBreak="0">
+  <w:abstractNum w:abstractNumId="75" w15:restartNumberingAfterBreak="0">
     <w:nsid w:val="7B0B1D3D"/>
     <w:multiLevelType w:val="multilevel"/>
     <w:tmpl w:val="D9620234"/>
@@ -43577,7 +46165,7 @@
       </w:rPr>
     </w:lvl>
   </w:abstractNum>
-  <w:abstractNum w:abstractNumId="70" w15:restartNumberingAfterBreak="0">
+  <w:abstractNum w:abstractNumId="76" w15:restartNumberingAfterBreak="0">
     <w:nsid w:val="7F82612F"/>
     <w:multiLevelType w:val="multilevel"/>
     <w:tmpl w:val="191A5576"/>
@@ -43727,217 +46315,235 @@
     </w:lvl>
   </w:abstractNum>
   <w:num w:numId="1" w16cid:durableId="1836603037">
+    <w:abstractNumId w:val="61"/>
+  </w:num>
+  <w:num w:numId="2" w16cid:durableId="420570011">
+    <w:abstractNumId w:val="57"/>
+  </w:num>
+  <w:num w:numId="3" w16cid:durableId="1008948917">
+    <w:abstractNumId w:val="15"/>
+  </w:num>
+  <w:num w:numId="4" w16cid:durableId="6836798">
+    <w:abstractNumId w:val="25"/>
+  </w:num>
+  <w:num w:numId="5" w16cid:durableId="1477382128">
+    <w:abstractNumId w:val="47"/>
+  </w:num>
+  <w:num w:numId="6" w16cid:durableId="338895344">
+    <w:abstractNumId w:val="21"/>
+  </w:num>
+  <w:num w:numId="7" w16cid:durableId="660353849">
+    <w:abstractNumId w:val="32"/>
+  </w:num>
+  <w:num w:numId="8" w16cid:durableId="2048069049">
+    <w:abstractNumId w:val="76"/>
+  </w:num>
+  <w:num w:numId="9" w16cid:durableId="51198792">
+    <w:abstractNumId w:val="22"/>
+  </w:num>
+  <w:num w:numId="10" w16cid:durableId="1405177293">
+    <w:abstractNumId w:val="64"/>
+  </w:num>
+  <w:num w:numId="11" w16cid:durableId="1101802548">
+    <w:abstractNumId w:val="60"/>
+  </w:num>
+  <w:num w:numId="12" w16cid:durableId="105855628">
+    <w:abstractNumId w:val="72"/>
+  </w:num>
+  <w:num w:numId="13" w16cid:durableId="1119295100">
+    <w:abstractNumId w:val="44"/>
+  </w:num>
+  <w:num w:numId="14" w16cid:durableId="165171752">
+    <w:abstractNumId w:val="28"/>
+  </w:num>
+  <w:num w:numId="15" w16cid:durableId="2089692897">
+    <w:abstractNumId w:val="33"/>
+  </w:num>
+  <w:num w:numId="16" w16cid:durableId="172695977">
+    <w:abstractNumId w:val="9"/>
+  </w:num>
+  <w:num w:numId="17" w16cid:durableId="1244757915">
+    <w:abstractNumId w:val="5"/>
+  </w:num>
+  <w:num w:numId="18" w16cid:durableId="1113597679">
+    <w:abstractNumId w:val="24"/>
+  </w:num>
+  <w:num w:numId="19" w16cid:durableId="751700001">
+    <w:abstractNumId w:val="58"/>
+  </w:num>
+  <w:num w:numId="20" w16cid:durableId="1547572008">
+    <w:abstractNumId w:val="3"/>
+  </w:num>
+  <w:num w:numId="21" w16cid:durableId="1739205016">
+    <w:abstractNumId w:val="10"/>
+  </w:num>
+  <w:num w:numId="22" w16cid:durableId="707074138">
+    <w:abstractNumId w:val="63"/>
+  </w:num>
+  <w:num w:numId="23" w16cid:durableId="252010221">
+    <w:abstractNumId w:val="74"/>
+  </w:num>
+  <w:num w:numId="24" w16cid:durableId="1514147032">
+    <w:abstractNumId w:val="68"/>
+  </w:num>
+  <w:num w:numId="25" w16cid:durableId="329332107">
+    <w:abstractNumId w:val="52"/>
+  </w:num>
+  <w:num w:numId="26" w16cid:durableId="1323393944">
+    <w:abstractNumId w:val="55"/>
+  </w:num>
+  <w:num w:numId="27" w16cid:durableId="768963707">
+    <w:abstractNumId w:val="11"/>
+  </w:num>
+  <w:num w:numId="28" w16cid:durableId="1412774526">
+    <w:abstractNumId w:val="50"/>
+  </w:num>
+  <w:num w:numId="29" w16cid:durableId="299503025">
+    <w:abstractNumId w:val="62"/>
+  </w:num>
+  <w:num w:numId="30" w16cid:durableId="105009566">
     <w:abstractNumId w:val="56"/>
   </w:num>
-  <w:num w:numId="2" w16cid:durableId="420570011">
-    <w:abstractNumId w:val="52"/>
+  <w:num w:numId="31" w16cid:durableId="799036786">
+    <w:abstractNumId w:val="53"/>
   </w:num>
-  <w:num w:numId="3" w16cid:durableId="1008948917">
+  <w:num w:numId="32" w16cid:durableId="162429304">
+    <w:abstractNumId w:val="29"/>
+  </w:num>
+  <w:num w:numId="33" w16cid:durableId="488983561">
+    <w:abstractNumId w:val="38"/>
+  </w:num>
+  <w:num w:numId="34" w16cid:durableId="1293903422">
+    <w:abstractNumId w:val="23"/>
+  </w:num>
+  <w:num w:numId="35" w16cid:durableId="861631966">
+    <w:abstractNumId w:val="18"/>
+  </w:num>
+  <w:num w:numId="36" w16cid:durableId="1020817695">
+    <w:abstractNumId w:val="6"/>
+  </w:num>
+  <w:num w:numId="37" w16cid:durableId="390269944">
+    <w:abstractNumId w:val="71"/>
+  </w:num>
+  <w:num w:numId="38" w16cid:durableId="473062585">
+    <w:abstractNumId w:val="49"/>
+  </w:num>
+  <w:num w:numId="39" w16cid:durableId="1847942384">
+    <w:abstractNumId w:val="75"/>
+  </w:num>
+  <w:num w:numId="40" w16cid:durableId="444084011">
+    <w:abstractNumId w:val="30"/>
+  </w:num>
+  <w:num w:numId="41" w16cid:durableId="1673990559">
+    <w:abstractNumId w:val="34"/>
+  </w:num>
+  <w:num w:numId="42" w16cid:durableId="36324253">
+    <w:abstractNumId w:val="35"/>
+  </w:num>
+  <w:num w:numId="43" w16cid:durableId="1958441772">
+    <w:abstractNumId w:val="14"/>
+  </w:num>
+  <w:num w:numId="44" w16cid:durableId="1726830291">
+    <w:abstractNumId w:val="27"/>
+  </w:num>
+  <w:num w:numId="45" w16cid:durableId="1103723974">
+    <w:abstractNumId w:val="26"/>
+  </w:num>
+  <w:num w:numId="46" w16cid:durableId="837574141">
+    <w:abstractNumId w:val="66"/>
+  </w:num>
+  <w:num w:numId="47" w16cid:durableId="1827435341">
+    <w:abstractNumId w:val="70"/>
+  </w:num>
+  <w:num w:numId="48" w16cid:durableId="1482773768">
+    <w:abstractNumId w:val="20"/>
+  </w:num>
+  <w:num w:numId="49" w16cid:durableId="889535553">
+    <w:abstractNumId w:val="42"/>
+  </w:num>
+  <w:num w:numId="50" w16cid:durableId="880939095">
+    <w:abstractNumId w:val="37"/>
+  </w:num>
+  <w:num w:numId="51" w16cid:durableId="1212035138">
+    <w:abstractNumId w:val="8"/>
+  </w:num>
+  <w:num w:numId="52" w16cid:durableId="820074592">
+    <w:abstractNumId w:val="2"/>
+  </w:num>
+  <w:num w:numId="53" w16cid:durableId="807627723">
     <w:abstractNumId w:val="13"/>
   </w:num>
-  <w:num w:numId="4" w16cid:durableId="6836798">
-    <w:abstractNumId w:val="22"/>
+  <w:num w:numId="54" w16cid:durableId="1525172448">
+    <w:abstractNumId w:val="4"/>
   </w:num>
-  <w:num w:numId="5" w16cid:durableId="1477382128">
-    <w:abstractNumId w:val="43"/>
+  <w:num w:numId="55" w16cid:durableId="1877506055">
+    <w:abstractNumId w:val="7"/>
   </w:num>
-  <w:num w:numId="6" w16cid:durableId="338895344">
-    <w:abstractNumId w:val="18"/>
+  <w:num w:numId="56" w16cid:durableId="1096443237">
+    <w:abstractNumId w:val="69"/>
   </w:num>
-  <w:num w:numId="7" w16cid:durableId="660353849">
-    <w:abstractNumId w:val="29"/>
+  <w:num w:numId="57" w16cid:durableId="1143547794">
+    <w:abstractNumId w:val="17"/>
   </w:num>
-  <w:num w:numId="8" w16cid:durableId="2048069049">
-    <w:abstractNumId w:val="70"/>
+  <w:num w:numId="58" w16cid:durableId="509836348">
+    <w:abstractNumId w:val="45"/>
   </w:num>
-  <w:num w:numId="9" w16cid:durableId="51198792">
+  <w:num w:numId="59" w16cid:durableId="1495026087">
+    <w:abstractNumId w:val="41"/>
+  </w:num>
+  <w:num w:numId="60" w16cid:durableId="116917269">
+    <w:abstractNumId w:val="54"/>
+  </w:num>
+  <w:num w:numId="61" w16cid:durableId="2014987819">
+    <w:abstractNumId w:val="31"/>
+  </w:num>
+  <w:num w:numId="62" w16cid:durableId="389547741">
     <w:abstractNumId w:val="19"/>
   </w:num>
-  <w:num w:numId="10" w16cid:durableId="1405177293">
-    <w:abstractNumId w:val="59"/>
-  </w:num>
-  <w:num w:numId="11" w16cid:durableId="1101802548">
-    <w:abstractNumId w:val="55"/>
-  </w:num>
-  <w:num w:numId="12" w16cid:durableId="105855628">
-    <w:abstractNumId w:val="66"/>
-  </w:num>
-  <w:num w:numId="13" w16cid:durableId="1119295100">
-    <w:abstractNumId w:val="41"/>
-  </w:num>
-  <w:num w:numId="14" w16cid:durableId="165171752">
-    <w:abstractNumId w:val="25"/>
-  </w:num>
-  <w:num w:numId="15" w16cid:durableId="2089692897">
-    <w:abstractNumId w:val="30"/>
-  </w:num>
-  <w:num w:numId="16" w16cid:durableId="172695977">
-    <w:abstractNumId w:val="8"/>
-  </w:num>
-  <w:num w:numId="17" w16cid:durableId="1244757915">
-    <w:abstractNumId w:val="4"/>
-  </w:num>
-  <w:num w:numId="18" w16cid:durableId="1113597679">
-    <w:abstractNumId w:val="21"/>
-  </w:num>
-  <w:num w:numId="19" w16cid:durableId="751700001">
-    <w:abstractNumId w:val="53"/>
-  </w:num>
-  <w:num w:numId="20" w16cid:durableId="1547572008">
-    <w:abstractNumId w:val="2"/>
-  </w:num>
-  <w:num w:numId="21" w16cid:durableId="1739205016">
-    <w:abstractNumId w:val="9"/>
-  </w:num>
-  <w:num w:numId="22" w16cid:durableId="707074138">
-    <w:abstractNumId w:val="58"/>
-  </w:num>
-  <w:num w:numId="23" w16cid:durableId="252010221">
-    <w:abstractNumId w:val="68"/>
-  </w:num>
-  <w:num w:numId="24" w16cid:durableId="1514147032">
-    <w:abstractNumId w:val="62"/>
-  </w:num>
-  <w:num w:numId="25" w16cid:durableId="329332107">
-    <w:abstractNumId w:val="47"/>
-  </w:num>
-  <w:num w:numId="26" w16cid:durableId="1323393944">
-    <w:abstractNumId w:val="50"/>
-  </w:num>
-  <w:num w:numId="27" w16cid:durableId="768963707">
-    <w:abstractNumId w:val="10"/>
-  </w:num>
-  <w:num w:numId="28" w16cid:durableId="1412774526">
-    <w:abstractNumId w:val="45"/>
-  </w:num>
-  <w:num w:numId="29" w16cid:durableId="299503025">
-    <w:abstractNumId w:val="57"/>
-  </w:num>
-  <w:num w:numId="30" w16cid:durableId="105009566">
-    <w:abstractNumId w:val="51"/>
-  </w:num>
-  <w:num w:numId="31" w16cid:durableId="799036786">
-    <w:abstractNumId w:val="48"/>
-  </w:num>
-  <w:num w:numId="32" w16cid:durableId="162429304">
-    <w:abstractNumId w:val="26"/>
-  </w:num>
-  <w:num w:numId="33" w16cid:durableId="488983561">
-    <w:abstractNumId w:val="35"/>
-  </w:num>
-  <w:num w:numId="34" w16cid:durableId="1293903422">
-    <w:abstractNumId w:val="20"/>
-  </w:num>
-  <w:num w:numId="35" w16cid:durableId="861631966">
-    <w:abstractNumId w:val="15"/>
-  </w:num>
-  <w:num w:numId="36" w16cid:durableId="1020817695">
-    <w:abstractNumId w:val="5"/>
-  </w:num>
-  <w:num w:numId="37" w16cid:durableId="390269944">
-    <w:abstractNumId w:val="65"/>
-  </w:num>
-  <w:num w:numId="38" w16cid:durableId="473062585">
-    <w:abstractNumId w:val="44"/>
-  </w:num>
-  <w:num w:numId="39" w16cid:durableId="1847942384">
-    <w:abstractNumId w:val="69"/>
-  </w:num>
-  <w:num w:numId="40" w16cid:durableId="444084011">
-    <w:abstractNumId w:val="27"/>
-  </w:num>
-  <w:num w:numId="41" w16cid:durableId="1673990559">
-    <w:abstractNumId w:val="31"/>
-  </w:num>
-  <w:num w:numId="42" w16cid:durableId="36324253">
-    <w:abstractNumId w:val="32"/>
-  </w:num>
-  <w:num w:numId="43" w16cid:durableId="1958441772">
-    <w:abstractNumId w:val="12"/>
-  </w:num>
-  <w:num w:numId="44" w16cid:durableId="1726830291">
-    <w:abstractNumId w:val="24"/>
-  </w:num>
-  <w:num w:numId="45" w16cid:durableId="1103723974">
-    <w:abstractNumId w:val="23"/>
-  </w:num>
-  <w:num w:numId="46" w16cid:durableId="837574141">
-    <w:abstractNumId w:val="61"/>
-  </w:num>
-  <w:num w:numId="47" w16cid:durableId="1827435341">
-    <w:abstractNumId w:val="64"/>
-  </w:num>
-  <w:num w:numId="48" w16cid:durableId="1482773768">
-    <w:abstractNumId w:val="17"/>
-  </w:num>
-  <w:num w:numId="49" w16cid:durableId="889535553">
-    <w:abstractNumId w:val="39"/>
-  </w:num>
-  <w:num w:numId="50" w16cid:durableId="880939095">
-    <w:abstractNumId w:val="34"/>
-  </w:num>
-  <w:num w:numId="51" w16cid:durableId="1212035138">
-    <w:abstractNumId w:val="7"/>
-  </w:num>
-  <w:num w:numId="52" w16cid:durableId="820074592">
-    <w:abstractNumId w:val="1"/>
-  </w:num>
-  <w:num w:numId="53" w16cid:durableId="807627723">
-    <w:abstractNumId w:val="11"/>
-  </w:num>
-  <w:num w:numId="54" w16cid:durableId="1525172448">
-    <w:abstractNumId w:val="3"/>
-  </w:num>
-  <w:num w:numId="55" w16cid:durableId="1877506055">
-    <w:abstractNumId w:val="6"/>
-  </w:num>
-  <w:num w:numId="56" w16cid:durableId="1096443237">
-    <w:abstractNumId w:val="63"/>
-  </w:num>
-  <w:num w:numId="57" w16cid:durableId="1143547794">
-    <w:abstractNumId w:val="14"/>
-  </w:num>
-  <w:num w:numId="58" w16cid:durableId="509836348">
-    <w:abstractNumId w:val="42"/>
-  </w:num>
-  <w:num w:numId="59" w16cid:durableId="1495026087">
-    <w:abstractNumId w:val="38"/>
-  </w:num>
-  <w:num w:numId="60" w16cid:durableId="116917269">
-    <w:abstractNumId w:val="49"/>
-  </w:num>
-  <w:num w:numId="61" w16cid:durableId="2014987819">
-    <w:abstractNumId w:val="28"/>
-  </w:num>
-  <w:num w:numId="62" w16cid:durableId="389547741">
-    <w:abstractNumId w:val="16"/>
-  </w:num>
   <w:num w:numId="63" w16cid:durableId="1322387065">
-    <w:abstractNumId w:val="67"/>
+    <w:abstractNumId w:val="73"/>
   </w:num>
   <w:num w:numId="64" w16cid:durableId="1229654341">
     <w:abstractNumId w:val="0"/>
   </w:num>
   <w:num w:numId="65" w16cid:durableId="626858591">
+    <w:abstractNumId w:val="39"/>
+  </w:num>
+  <w:num w:numId="66" w16cid:durableId="47188196">
+    <w:abstractNumId w:val="51"/>
+  </w:num>
+  <w:num w:numId="67" w16cid:durableId="628702180">
+    <w:abstractNumId w:val="43"/>
+  </w:num>
+  <w:num w:numId="68" w16cid:durableId="569508195">
+    <w:abstractNumId w:val="40"/>
+  </w:num>
+  <w:num w:numId="69" w16cid:durableId="308020153">
+    <w:abstractNumId w:val="59"/>
+  </w:num>
+  <w:num w:numId="70" w16cid:durableId="721711446">
+    <w:abstractNumId w:val="65"/>
+  </w:num>
+  <w:num w:numId="71" w16cid:durableId="1632857924">
     <w:abstractNumId w:val="36"/>
   </w:num>
-  <w:num w:numId="66" w16cid:durableId="47188196">
+  <w:num w:numId="72" w16cid:durableId="913901541">
+    <w:abstractNumId w:val="16"/>
+  </w:num>
+  <w:num w:numId="73" w16cid:durableId="1023019408">
+    <w:abstractNumId w:val="12"/>
+  </w:num>
+  <w:num w:numId="74" w16cid:durableId="1060598513">
+    <w:abstractNumId w:val="67"/>
+  </w:num>
+  <w:num w:numId="75" w16cid:durableId="1329401923">
     <w:abstractNumId w:val="46"/>
   </w:num>
-  <w:num w:numId="67" w16cid:durableId="628702180">
-    <w:abstractNumId w:val="40"/>
+  <w:num w:numId="76" w16cid:durableId="1406338503">
+    <w:abstractNumId w:val="1"/>
   </w:num>
-  <w:num w:numId="68" w16cid:durableId="569508195">
-    <w:abstractNumId w:val="37"/>
-  </w:num>
-  <w:num w:numId="69" w16cid:durableId="308020153">
-    <w:abstractNumId w:val="54"/>
-  </w:num>
-  <w:num w:numId="70" w16cid:durableId="721711446">
-    <w:abstractNumId w:val="60"/>
-  </w:num>
-  <w:num w:numId="71" w16cid:durableId="1632857924">
-    <w:abstractNumId w:val="33"/>
+  <w:num w:numId="77" w16cid:durableId="269166050">
+    <w:abstractNumId w:val="48"/>
   </w:num>
   <w:numIdMacAtCleanup w:val="71"/>
 </w:numbering>
